--- a/Python Learning/Python 04.docx
+++ b/Python Learning/Python 04.docx
@@ -19,28 +19,8 @@
     </w:p>
     <w:p>
       <w:r>
-        <w:t xml:space="preserve">In this lesson, we'll learn how Python performs </w:t>
-      </w:r>
-      <w:r>
-        <w:rPr>
-          <w:b/>
-          <w:bCs/>
-        </w:rPr>
-        <w:t>calculations, comparisons, logical decisions, assignments, and object checks</w:t>
-      </w:r>
-      <w:r>
-        <w:t>.</w:t>
-      </w:r>
-    </w:p>
-    <w:p>
-      <w:r>
-        <w:t>Since you know Java, I'll highlight the important differences.</w:t>
-      </w:r>
-    </w:p>
-    <w:p>
-      <w:r>
         <w:pict w14:anchorId="526D2E62">
-          <v:rect id="_x0000_i1439" style="width:0;height:1.5pt" o:hralign="center" o:hrstd="t" o:hr="t" fillcolor="#a0a0a0" stroked="f"/>
+          <v:rect id="_x0000_i1025" style="width:0;height:1.5pt" o:hralign="center" o:hrstd="t" o:hr="t" fillcolor="#a0a0a0" stroked="f"/>
         </w:pict>
       </w:r>
     </w:p>
@@ -138,7 +118,7 @@
     <w:p>
       <w:r>
         <w:pict w14:anchorId="41993985">
-          <v:rect id="_x0000_i1440" style="width:0;height:1.5pt" o:hralign="center" o:hrstd="t" o:hr="t" fillcolor="#a0a0a0" stroked="f"/>
+          <v:rect id="_x0000_i1026" style="width:0;height:1.5pt" o:hralign="center" o:hrstd="t" o:hr="t" fillcolor="#a0a0a0" stroked="f"/>
         </w:pict>
       </w:r>
     </w:p>
@@ -199,17 +179,17 @@
     </w:p>
     <w:p>
       <w:r>
+        <w:t>Example:</w:t>
+      </w:r>
+    </w:p>
+    <w:p>
+      <w:r>
+        <w:t>a = 10</w:t>
+      </w:r>
+    </w:p>
+    <w:p>
+      <w:r>
         <w:lastRenderedPageBreak/>
-        <w:t>Example:</w:t>
-      </w:r>
-    </w:p>
-    <w:p>
-      <w:r>
-        <w:t>a = 10</w:t>
-      </w:r>
-    </w:p>
-    <w:p>
-      <w:r>
         <w:t>b = 20</w:t>
       </w:r>
     </w:p>
@@ -227,7 +207,7 @@
     <w:p>
       <w:r>
         <w:pict w14:anchorId="2E408DF1">
-          <v:rect id="_x0000_i1441" style="width:0;height:1.5pt" o:hralign="center" o:hrstd="t" o:hr="t" fillcolor="#a0a0a0" stroked="f"/>
+          <v:rect id="_x0000_i1027" style="width:0;height:1.5pt" o:hralign="center" o:hrstd="t" o:hr="t" fillcolor="#a0a0a0" stroked="f"/>
         </w:pict>
       </w:r>
     </w:p>
@@ -289,7 +269,7 @@
     <w:p>
       <w:r>
         <w:pict w14:anchorId="7D921C3B">
-          <v:rect id="_x0000_i1442" style="width:0;height:1.5pt" o:hralign="center" o:hrstd="t" o:hr="t" fillcolor="#a0a0a0" stroked="f"/>
+          <v:rect id="_x0000_i1028" style="width:0;height:1.5pt" o:hralign="center" o:hrstd="t" o:hr="t" fillcolor="#a0a0a0" stroked="f"/>
         </w:pict>
       </w:r>
     </w:p>
@@ -565,7 +545,6 @@
           </w:tcPr>
           <w:p>
             <w:r>
-              <w:lastRenderedPageBreak/>
               <w:t>**</w:t>
             </w:r>
           </w:p>
@@ -587,7 +566,7 @@
     <w:p>
       <w:r>
         <w:pict w14:anchorId="695200C9">
-          <v:rect id="_x0000_i1443" style="width:0;height:1.5pt" o:hralign="center" o:hrstd="t" o:hr="t" fillcolor="#a0a0a0" stroked="f"/>
+          <v:rect id="_x0000_i1029" style="width:0;height:1.5pt" o:hralign="center" o:hrstd="t" o:hr="t" fillcolor="#a0a0a0" stroked="f"/>
         </w:pict>
       </w:r>
     </w:p>
@@ -608,6 +587,7 @@
     </w:p>
     <w:p>
       <w:r>
+        <w:lastRenderedPageBreak/>
         <w:t>a = 10</w:t>
       </w:r>
     </w:p>
@@ -713,7 +693,7 @@
     <w:p>
       <w:r>
         <w:pict w14:anchorId="09F51AE1">
-          <v:rect id="_x0000_i1444" style="width:0;height:1.5pt" o:hralign="center" o:hrstd="t" o:hr="t" fillcolor="#a0a0a0" stroked="f"/>
+          <v:rect id="_x0000_i1030" style="width:0;height:1.5pt" o:hralign="center" o:hrstd="t" o:hr="t" fillcolor="#a0a0a0" stroked="f"/>
         </w:pict>
       </w:r>
     </w:p>
@@ -766,7 +746,7 @@
     <w:p>
       <w:r>
         <w:pict w14:anchorId="1B14E6E2">
-          <v:rect id="_x0000_i1445" style="width:0;height:1.5pt" o:hralign="center" o:hrstd="t" o:hr="t" fillcolor="#a0a0a0" stroked="f"/>
+          <v:rect id="_x0000_i1031" style="width:0;height:1.5pt" o:hralign="center" o:hrstd="t" o:hr="t" fillcolor="#a0a0a0" stroked="f"/>
         </w:pict>
       </w:r>
     </w:p>
@@ -782,8 +762,109 @@
           <w:b/>
           <w:bCs/>
         </w:rPr>
+        <w:t>6. Multiplication *</w:t>
+      </w:r>
+    </w:p>
+    <w:p>
+      <w:r>
+        <w:t>a = 10</w:t>
+      </w:r>
+    </w:p>
+    <w:p>
+      <w:r>
+        <w:t>b = 5</w:t>
+      </w:r>
+    </w:p>
+    <w:p/>
+    <w:p>
+      <w:proofErr w:type="gramStart"/>
+      <w:r>
         <w:lastRenderedPageBreak/>
-        <w:t>6. Multiplication *</w:t>
+        <w:t>print(</w:t>
+      </w:r>
+      <w:proofErr w:type="gramEnd"/>
+      <w:r>
+        <w:t>a * b)</w:t>
+      </w:r>
+    </w:p>
+    <w:p>
+      <w:r>
+        <w:t>Output:</w:t>
+      </w:r>
+    </w:p>
+    <w:p>
+      <w:r>
+        <w:t>50</w:t>
+      </w:r>
+    </w:p>
+    <w:p>
+      <w:r>
+        <w:t>Interesting Python feature:</w:t>
+      </w:r>
+    </w:p>
+    <w:p>
+      <w:proofErr w:type="gramStart"/>
+      <w:r>
+        <w:t>print(</w:t>
+      </w:r>
+      <w:proofErr w:type="gramEnd"/>
+      <w:r>
+        <w:t>"Python " * 3)</w:t>
+      </w:r>
+    </w:p>
+    <w:p>
+      <w:r>
+        <w:t>Output:</w:t>
+      </w:r>
+    </w:p>
+    <w:p>
+      <w:r>
+        <w:t xml:space="preserve">Python </w:t>
+      </w:r>
+      <w:proofErr w:type="spellStart"/>
+      <w:r>
+        <w:t>Python</w:t>
+      </w:r>
+      <w:proofErr w:type="spellEnd"/>
+      <w:r>
+        <w:t xml:space="preserve"> </w:t>
+      </w:r>
+      <w:proofErr w:type="spellStart"/>
+      <w:r>
+        <w:t>Python</w:t>
+      </w:r>
+      <w:proofErr w:type="spellEnd"/>
+    </w:p>
+    <w:p>
+      <w:r>
+        <w:t>String repetition is possible with *.</w:t>
+      </w:r>
+    </w:p>
+    <w:p>
+      <w:r>
+        <w:pict w14:anchorId="0BEA27F9">
+          <v:rect id="_x0000_i1032" style="width:0;height:1.5pt" o:hralign="center" o:hrstd="t" o:hr="t" fillcolor="#a0a0a0" stroked="f"/>
+        </w:pict>
+      </w:r>
+    </w:p>
+    <w:p>
+      <w:pPr>
+        <w:rPr>
+          <w:b/>
+          <w:bCs/>
+        </w:rPr>
+      </w:pPr>
+      <w:r>
+        <w:rPr>
+          <w:b/>
+          <w:bCs/>
+        </w:rPr>
+        <w:t>7. Division /</w:t>
+      </w:r>
+    </w:p>
+    <w:p>
+      <w:r>
+        <w:t>Python's / produces a floating-point result.</w:t>
       </w:r>
     </w:p>
     <w:p>
@@ -793,7 +874,7 @@
     </w:p>
     <w:p>
       <w:r>
-        <w:t>b = 5</w:t>
+        <w:t>b = 3</w:t>
       </w:r>
     </w:p>
     <w:p/>
@@ -804,7 +885,7 @@
       </w:r>
       <w:proofErr w:type="gramEnd"/>
       <w:r>
-        <w:t>a * b)</w:t>
+        <w:t>a / b)</w:t>
       </w:r>
     </w:p>
     <w:p>
@@ -814,12 +895,12 @@
     </w:p>
     <w:p>
       <w:r>
-        <w:t>50</w:t>
-      </w:r>
-    </w:p>
-    <w:p>
-      <w:r>
-        <w:t>Interesting Python feature:</w:t>
+        <w:t>3.3333333333333335</w:t>
+      </w:r>
+    </w:p>
+    <w:p>
+      <w:r>
+        <w:t>Even when the result is mathematically an integer:</w:t>
       </w:r>
     </w:p>
     <w:p>
@@ -829,7 +910,7 @@
       </w:r>
       <w:proofErr w:type="gramEnd"/>
       <w:r>
-        <w:t>"Python " * 3)</w:t>
+        <w:t>10 / 2)</w:t>
       </w:r>
     </w:p>
     <w:p>
@@ -839,31 +920,79 @@
     </w:p>
     <w:p>
       <w:r>
-        <w:t xml:space="preserve">Python </w:t>
-      </w:r>
+        <w:t>5.0</w:t>
+      </w:r>
+    </w:p>
+    <w:p>
+      <w:pPr>
+        <w:rPr>
+          <w:b/>
+          <w:bCs/>
+        </w:rPr>
+      </w:pPr>
+      <w:r>
+        <w:rPr>
+          <w:b/>
+          <w:bCs/>
+        </w:rPr>
+        <w:t>Java comparison</w:t>
+      </w:r>
+    </w:p>
+    <w:p>
+      <w:r>
+        <w:t>In Java:</w:t>
+      </w:r>
+    </w:p>
+    <w:p>
       <w:proofErr w:type="spellStart"/>
       <w:r>
-        <w:t>Python</w:t>
+        <w:t>System.out.println</w:t>
       </w:r>
       <w:proofErr w:type="spellEnd"/>
       <w:r>
-        <w:t xml:space="preserve"> </w:t>
-      </w:r>
-      <w:proofErr w:type="spellStart"/>
-      <w:r>
-        <w:t>Python</w:t>
-      </w:r>
-      <w:proofErr w:type="spellEnd"/>
-    </w:p>
-    <w:p>
-      <w:r>
-        <w:t>String repetition is possible with *.</w:t>
-      </w:r>
-    </w:p>
-    <w:p>
-      <w:r>
-        <w:pict w14:anchorId="0BEA27F9">
-          <v:rect id="_x0000_i1446" style="width:0;height:1.5pt" o:hralign="center" o:hrstd="t" o:hr="t" fillcolor="#a0a0a0" stroked="f"/>
+        <w:t>(10 / 2);</w:t>
+      </w:r>
+    </w:p>
+    <w:p>
+      <w:r>
+        <w:t>with integer operands produces:</w:t>
+      </w:r>
+    </w:p>
+    <w:p>
+      <w:r>
+        <w:t>5</w:t>
+      </w:r>
+    </w:p>
+    <w:p>
+      <w:r>
+        <w:t>Python:</w:t>
+      </w:r>
+    </w:p>
+    <w:p>
+      <w:r>
+        <w:t>10 / 2</w:t>
+      </w:r>
+    </w:p>
+    <w:p>
+      <w:r>
+        <w:lastRenderedPageBreak/>
+        <w:t>produces:</w:t>
+      </w:r>
+    </w:p>
+    <w:p>
+      <w:r>
+        <w:t>5.0</w:t>
+      </w:r>
+    </w:p>
+    <w:p>
+      <w:r>
+        <w:t>This is an important difference.</w:t>
+      </w:r>
+    </w:p>
+    <w:p>
+      <w:r>
+        <w:pict w14:anchorId="310C33F4">
+          <v:rect id="_x0000_i1033" style="width:0;height:1.5pt" o:hralign="center" o:hrstd="t" o:hr="t" fillcolor="#a0a0a0" stroked="f"/>
         </w:pict>
       </w:r>
     </w:p>
@@ -879,22 +1008,225 @@
           <w:b/>
           <w:bCs/>
         </w:rPr>
-        <w:t>7. Division /</w:t>
-      </w:r>
-    </w:p>
-    <w:p>
-      <w:r>
-        <w:t>Python's / produces a floating-point result.</w:t>
-      </w:r>
-    </w:p>
-    <w:p>
-      <w:r>
-        <w:t>a = 10</w:t>
-      </w:r>
-    </w:p>
-    <w:p>
-      <w:r>
-        <w:t>b = 3</w:t>
+        <w:t>8. Floor Division //</w:t>
+      </w:r>
+    </w:p>
+    <w:p>
+      <w:r>
+        <w:t>Floor division returns the floor of the division result.</w:t>
+      </w:r>
+    </w:p>
+    <w:p>
+      <w:proofErr w:type="gramStart"/>
+      <w:r>
+        <w:t>print(</w:t>
+      </w:r>
+      <w:proofErr w:type="gramEnd"/>
+      <w:r>
+        <w:t>10 // 3)</w:t>
+      </w:r>
+    </w:p>
+    <w:p>
+      <w:r>
+        <w:t>Output:</w:t>
+      </w:r>
+    </w:p>
+    <w:p>
+      <w:r>
+        <w:t>3</w:t>
+      </w:r>
+    </w:p>
+    <w:p>
+      <w:r>
+        <w:t>Compare:</w:t>
+      </w:r>
+    </w:p>
+    <w:p>
+      <w:proofErr w:type="gramStart"/>
+      <w:r>
+        <w:t>print(</w:t>
+      </w:r>
+      <w:proofErr w:type="gramEnd"/>
+      <w:r>
+        <w:t>10 / 3)</w:t>
+      </w:r>
+    </w:p>
+    <w:p>
+      <w:proofErr w:type="gramStart"/>
+      <w:r>
+        <w:t>print(</w:t>
+      </w:r>
+      <w:proofErr w:type="gramEnd"/>
+      <w:r>
+        <w:t>10 // 3)</w:t>
+      </w:r>
+    </w:p>
+    <w:p>
+      <w:r>
+        <w:t>Output:</w:t>
+      </w:r>
+    </w:p>
+    <w:p>
+      <w:r>
+        <w:t>3.3333333333333335</w:t>
+      </w:r>
+    </w:p>
+    <w:p>
+      <w:r>
+        <w:t>3</w:t>
+      </w:r>
+    </w:p>
+    <w:p>
+      <w:pPr>
+        <w:rPr>
+          <w:b/>
+          <w:bCs/>
+        </w:rPr>
+      </w:pPr>
+      <w:r>
+        <w:rPr>
+          <w:b/>
+          <w:bCs/>
+        </w:rPr>
+        <w:t>Important with negative numbers</w:t>
+      </w:r>
+    </w:p>
+    <w:p>
+      <w:proofErr w:type="gramStart"/>
+      <w:r>
+        <w:t>print(</w:t>
+      </w:r>
+      <w:proofErr w:type="gramEnd"/>
+      <w:r>
+        <w:t>-10 // 3)</w:t>
+      </w:r>
+    </w:p>
+    <w:p>
+      <w:r>
+        <w:t>Output:</w:t>
+      </w:r>
+    </w:p>
+    <w:p>
+      <w:r>
+        <w:t>-4</w:t>
+      </w:r>
+    </w:p>
+    <w:p>
+      <w:r>
+        <w:t>Why?</w:t>
+      </w:r>
+    </w:p>
+    <w:p>
+      <w:r>
+        <w:t>Mathematically:</w:t>
+      </w:r>
+    </w:p>
+    <w:p>
+      <w:r>
+        <w:t>-10 / 3 = -3.333...</w:t>
+      </w:r>
+    </w:p>
+    <w:p>
+      <w:r>
+        <w:t>Floor means the greatest integer less than or equal to that value:</w:t>
+      </w:r>
+    </w:p>
+    <w:p>
+      <w:proofErr w:type="gramStart"/>
+      <w:r>
+        <w:t>floor(</w:t>
+      </w:r>
+      <w:proofErr w:type="gramEnd"/>
+      <w:r>
+        <w:t>-3.333...) = -4</w:t>
+      </w:r>
+    </w:p>
+    <w:p>
+      <w:r>
+        <w:t>So // is not simply "remove the decimal portion."</w:t>
+      </w:r>
+    </w:p>
+    <w:p>
+      <w:r>
+        <w:pict w14:anchorId="3C31EFD5">
+          <v:rect id="_x0000_i1034" style="width:0;height:1.5pt" o:hralign="center" o:hrstd="t" o:hr="t" fillcolor="#a0a0a0" stroked="f"/>
+        </w:pict>
+      </w:r>
+    </w:p>
+    <w:p>
+      <w:pPr>
+        <w:rPr>
+          <w:b/>
+          <w:bCs/>
+        </w:rPr>
+      </w:pPr>
+      <w:r>
+        <w:rPr>
+          <w:b/>
+          <w:bCs/>
+        </w:rPr>
+        <w:t>9. Modulus %</w:t>
+      </w:r>
+    </w:p>
+    <w:p>
+      <w:r>
+        <w:t>The modulus operator gives the remainder.</w:t>
+      </w:r>
+    </w:p>
+    <w:p>
+      <w:proofErr w:type="gramStart"/>
+      <w:r>
+        <w:lastRenderedPageBreak/>
+        <w:t>print(</w:t>
+      </w:r>
+      <w:proofErr w:type="gramEnd"/>
+      <w:r>
+        <w:t>10 % 3)</w:t>
+      </w:r>
+    </w:p>
+    <w:p>
+      <w:r>
+        <w:t>Output:</w:t>
+      </w:r>
+    </w:p>
+    <w:p>
+      <w:r>
+        <w:t>1</w:t>
+      </w:r>
+    </w:p>
+    <w:p>
+      <w:r>
+        <w:t>Because:</w:t>
+      </w:r>
+    </w:p>
+    <w:p>
+      <w:r>
+        <w:t>10 = 3 × 3 + 1</w:t>
+      </w:r>
+    </w:p>
+    <w:p>
+      <w:r>
+        <w:t>Common use cases:</w:t>
+      </w:r>
+    </w:p>
+    <w:p>
+      <w:pPr>
+        <w:rPr>
+          <w:b/>
+          <w:bCs/>
+        </w:rPr>
+      </w:pPr>
+      <w:r>
+        <w:rPr>
+          <w:b/>
+          <w:bCs/>
+        </w:rPr>
+        <w:t>Check even number</w:t>
+      </w:r>
+    </w:p>
+    <w:p>
+      <w:r>
+        <w:t>number = 10</w:t>
       </w:r>
     </w:p>
     <w:p/>
@@ -905,7 +1237,7 @@
       </w:r>
       <w:proofErr w:type="gramEnd"/>
       <w:r>
-        <w:t>a / b)</w:t>
+        <w:t>number % 2 == 0)</w:t>
       </w:r>
     </w:p>
     <w:p>
@@ -915,14 +1247,30 @@
     </w:p>
     <w:p>
       <w:r>
-        <w:t>3.3333333333333335</w:t>
-      </w:r>
-    </w:p>
-    <w:p>
-      <w:r>
-        <w:t>Even when the result is mathematically an integer:</w:t>
-      </w:r>
-    </w:p>
+        <w:t>True</w:t>
+      </w:r>
+    </w:p>
+    <w:p>
+      <w:pPr>
+        <w:rPr>
+          <w:b/>
+          <w:bCs/>
+        </w:rPr>
+      </w:pPr>
+      <w:r>
+        <w:rPr>
+          <w:b/>
+          <w:bCs/>
+        </w:rPr>
+        <w:t>Check odd number</w:t>
+      </w:r>
+    </w:p>
+    <w:p>
+      <w:r>
+        <w:t>number = 11</w:t>
+      </w:r>
+    </w:p>
+    <w:p/>
     <w:p>
       <w:proofErr w:type="gramStart"/>
       <w:r>
@@ -930,7 +1278,15 @@
       </w:r>
       <w:proofErr w:type="gramEnd"/>
       <w:r>
-        <w:t>10 / 2)</w:t>
+        <w:t xml:space="preserve">number % </w:t>
+      </w:r>
+      <w:proofErr w:type="gramStart"/>
+      <w:r>
+        <w:t>2 !</w:t>
+      </w:r>
+      <w:proofErr w:type="gramEnd"/>
+      <w:r>
+        <w:t>= 0)</w:t>
       </w:r>
     </w:p>
     <w:p>
@@ -940,461 +1296,85 @@
     </w:p>
     <w:p>
       <w:r>
-        <w:t>5.0</w:t>
-      </w:r>
-    </w:p>
-    <w:p>
-      <w:pPr>
-        <w:rPr>
-          <w:b/>
-          <w:bCs/>
-        </w:rPr>
-      </w:pPr>
-      <w:r>
-        <w:rPr>
-          <w:b/>
-          <w:bCs/>
-        </w:rPr>
-        <w:t>Java comparison</w:t>
-      </w:r>
-    </w:p>
-    <w:p>
-      <w:r>
-        <w:t>In Java:</w:t>
-      </w:r>
-    </w:p>
-    <w:p>
-      <w:proofErr w:type="spellStart"/>
-      <w:r>
-        <w:t>System.out.println</w:t>
-      </w:r>
-      <w:proofErr w:type="spellEnd"/>
-      <w:r>
-        <w:t>(10 / 2);</w:t>
-      </w:r>
-    </w:p>
-    <w:p>
+        <w:t>True</w:t>
+      </w:r>
+    </w:p>
+    <w:p>
+      <w:r>
+        <w:pict w14:anchorId="62CA9033">
+          <v:rect id="_x0000_i1035" style="width:0;height:1.5pt" o:hralign="center" o:hrstd="t" o:hr="t" fillcolor="#a0a0a0" stroked="f"/>
+        </w:pict>
+      </w:r>
+    </w:p>
+    <w:p>
+      <w:pPr>
+        <w:rPr>
+          <w:b/>
+          <w:bCs/>
+        </w:rPr>
+      </w:pPr>
+      <w:r>
+        <w:rPr>
+          <w:b/>
+          <w:bCs/>
+        </w:rPr>
+        <w:t>10. Exponentiation **</w:t>
+      </w:r>
+    </w:p>
+    <w:p>
+      <w:r>
+        <w:t>Python uses ** for powers.</w:t>
+      </w:r>
+    </w:p>
+    <w:p>
+      <w:proofErr w:type="gramStart"/>
+      <w:r>
+        <w:t>print(</w:t>
+      </w:r>
+      <w:proofErr w:type="gramEnd"/>
+      <w:r>
+        <w:t>2 ** 3)</w:t>
+      </w:r>
+    </w:p>
+    <w:p>
+      <w:r>
+        <w:t>Output:</w:t>
+      </w:r>
+    </w:p>
+    <w:p>
+      <w:r>
+        <w:t>8</w:t>
+      </w:r>
+    </w:p>
+    <w:p>
+      <w:r>
+        <w:t>Because:</w:t>
+      </w:r>
+    </w:p>
+    <w:p>
+      <w:r>
+        <w:t>2 × 2 × 2 = 8</w:t>
+      </w:r>
+    </w:p>
+    <w:p>
+      <w:r>
+        <w:t>More examples:</w:t>
+      </w:r>
+    </w:p>
+    <w:p>
+      <w:proofErr w:type="gramStart"/>
+      <w:r>
+        <w:t>print(</w:t>
+      </w:r>
+      <w:proofErr w:type="gramEnd"/>
+      <w:r>
+        <w:t>5 ** 2)</w:t>
+      </w:r>
+    </w:p>
+    <w:p>
+      <w:proofErr w:type="gramStart"/>
       <w:r>
         <w:lastRenderedPageBreak/>
-        <w:t>with integer operands produces:</w:t>
-      </w:r>
-    </w:p>
-    <w:p>
-      <w:r>
-        <w:t>5</w:t>
-      </w:r>
-    </w:p>
-    <w:p>
-      <w:r>
-        <w:t>Python:</w:t>
-      </w:r>
-    </w:p>
-    <w:p>
-      <w:r>
-        <w:t>10 / 2</w:t>
-      </w:r>
-    </w:p>
-    <w:p>
-      <w:r>
-        <w:t>produces:</w:t>
-      </w:r>
-    </w:p>
-    <w:p>
-      <w:r>
-        <w:t>5.0</w:t>
-      </w:r>
-    </w:p>
-    <w:p>
-      <w:r>
-        <w:t>This is an important difference.</w:t>
-      </w:r>
-    </w:p>
-    <w:p>
-      <w:r>
-        <w:pict w14:anchorId="310C33F4">
-          <v:rect id="_x0000_i1447" style="width:0;height:1.5pt" o:hralign="center" o:hrstd="t" o:hr="t" fillcolor="#a0a0a0" stroked="f"/>
-        </w:pict>
-      </w:r>
-    </w:p>
-    <w:p>
-      <w:pPr>
-        <w:rPr>
-          <w:b/>
-          <w:bCs/>
-        </w:rPr>
-      </w:pPr>
-      <w:r>
-        <w:rPr>
-          <w:b/>
-          <w:bCs/>
-        </w:rPr>
-        <w:t>8. Floor Division //</w:t>
-      </w:r>
-    </w:p>
-    <w:p>
-      <w:r>
-        <w:t>Floor division returns the floor of the division result.</w:t>
-      </w:r>
-    </w:p>
-    <w:p>
-      <w:proofErr w:type="gramStart"/>
-      <w:r>
-        <w:t>print(</w:t>
-      </w:r>
-      <w:proofErr w:type="gramEnd"/>
-      <w:r>
-        <w:t>10 // 3)</w:t>
-      </w:r>
-    </w:p>
-    <w:p>
-      <w:r>
-        <w:t>Output:</w:t>
-      </w:r>
-    </w:p>
-    <w:p>
-      <w:r>
-        <w:t>3</w:t>
-      </w:r>
-    </w:p>
-    <w:p>
-      <w:r>
-        <w:t>Compare:</w:t>
-      </w:r>
-    </w:p>
-    <w:p>
-      <w:proofErr w:type="gramStart"/>
-      <w:r>
-        <w:t>print(</w:t>
-      </w:r>
-      <w:proofErr w:type="gramEnd"/>
-      <w:r>
-        <w:t>10 / 3)</w:t>
-      </w:r>
-    </w:p>
-    <w:p>
-      <w:proofErr w:type="gramStart"/>
-      <w:r>
-        <w:t>print(</w:t>
-      </w:r>
-      <w:proofErr w:type="gramEnd"/>
-      <w:r>
-        <w:t>10 // 3)</w:t>
-      </w:r>
-    </w:p>
-    <w:p>
-      <w:r>
-        <w:t>Output:</w:t>
-      </w:r>
-    </w:p>
-    <w:p>
-      <w:r>
-        <w:t>3.3333333333333335</w:t>
-      </w:r>
-    </w:p>
-    <w:p>
-      <w:r>
-        <w:t>3</w:t>
-      </w:r>
-    </w:p>
-    <w:p>
-      <w:pPr>
-        <w:rPr>
-          <w:b/>
-          <w:bCs/>
-        </w:rPr>
-      </w:pPr>
-      <w:r>
-        <w:rPr>
-          <w:b/>
-          <w:bCs/>
-        </w:rPr>
-        <w:t>Important with negative numbers</w:t>
-      </w:r>
-    </w:p>
-    <w:p>
-      <w:proofErr w:type="gramStart"/>
-      <w:r>
-        <w:t>print(</w:t>
-      </w:r>
-      <w:proofErr w:type="gramEnd"/>
-      <w:r>
-        <w:t>-10 // 3)</w:t>
-      </w:r>
-    </w:p>
-    <w:p>
-      <w:r>
-        <w:t>Output:</w:t>
-      </w:r>
-    </w:p>
-    <w:p>
-      <w:r>
-        <w:t>-4</w:t>
-      </w:r>
-    </w:p>
-    <w:p>
-      <w:r>
-        <w:t>Why?</w:t>
-      </w:r>
-    </w:p>
-    <w:p>
-      <w:r>
-        <w:t>Mathematically:</w:t>
-      </w:r>
-    </w:p>
-    <w:p>
-      <w:r>
-        <w:t>-10 / 3 = -3.333...</w:t>
-      </w:r>
-    </w:p>
-    <w:p>
-      <w:r>
-        <w:t>Floor means the greatest integer less than or equal to that value:</w:t>
-      </w:r>
-    </w:p>
-    <w:p>
-      <w:proofErr w:type="gramStart"/>
-      <w:r>
-        <w:t>floor(</w:t>
-      </w:r>
-      <w:proofErr w:type="gramEnd"/>
-      <w:r>
-        <w:t>-3.333...) = -4</w:t>
-      </w:r>
-    </w:p>
-    <w:p>
-      <w:r>
-        <w:lastRenderedPageBreak/>
-        <w:t>So // is not simply "remove the decimal portion."</w:t>
-      </w:r>
-    </w:p>
-    <w:p>
-      <w:r>
-        <w:pict w14:anchorId="3C31EFD5">
-          <v:rect id="_x0000_i1448" style="width:0;height:1.5pt" o:hralign="center" o:hrstd="t" o:hr="t" fillcolor="#a0a0a0" stroked="f"/>
-        </w:pict>
-      </w:r>
-    </w:p>
-    <w:p>
-      <w:pPr>
-        <w:rPr>
-          <w:b/>
-          <w:bCs/>
-        </w:rPr>
-      </w:pPr>
-      <w:r>
-        <w:rPr>
-          <w:b/>
-          <w:bCs/>
-        </w:rPr>
-        <w:t>9. Modulus %</w:t>
-      </w:r>
-    </w:p>
-    <w:p>
-      <w:r>
-        <w:t>The modulus operator gives the remainder.</w:t>
-      </w:r>
-    </w:p>
-    <w:p>
-      <w:proofErr w:type="gramStart"/>
-      <w:r>
-        <w:t>print(</w:t>
-      </w:r>
-      <w:proofErr w:type="gramEnd"/>
-      <w:r>
-        <w:t>10 % 3)</w:t>
-      </w:r>
-    </w:p>
-    <w:p>
-      <w:r>
-        <w:t>Output:</w:t>
-      </w:r>
-    </w:p>
-    <w:p>
-      <w:r>
-        <w:t>1</w:t>
-      </w:r>
-    </w:p>
-    <w:p>
-      <w:r>
-        <w:t>Because:</w:t>
-      </w:r>
-    </w:p>
-    <w:p>
-      <w:r>
-        <w:t>10 = 3 × 3 + 1</w:t>
-      </w:r>
-    </w:p>
-    <w:p>
-      <w:r>
-        <w:t>Common use cases:</w:t>
-      </w:r>
-    </w:p>
-    <w:p>
-      <w:pPr>
-        <w:rPr>
-          <w:b/>
-          <w:bCs/>
-        </w:rPr>
-      </w:pPr>
-      <w:r>
-        <w:rPr>
-          <w:b/>
-          <w:bCs/>
-        </w:rPr>
-        <w:t>Check even number</w:t>
-      </w:r>
-    </w:p>
-    <w:p>
-      <w:r>
-        <w:t>number = 10</w:t>
-      </w:r>
-    </w:p>
-    <w:p/>
-    <w:p>
-      <w:proofErr w:type="gramStart"/>
-      <w:r>
-        <w:t>print(</w:t>
-      </w:r>
-      <w:proofErr w:type="gramEnd"/>
-      <w:r>
-        <w:t>number % 2 == 0)</w:t>
-      </w:r>
-    </w:p>
-    <w:p>
-      <w:r>
-        <w:t>Output:</w:t>
-      </w:r>
-    </w:p>
-    <w:p>
-      <w:r>
-        <w:t>True</w:t>
-      </w:r>
-    </w:p>
-    <w:p>
-      <w:pPr>
-        <w:rPr>
-          <w:b/>
-          <w:bCs/>
-        </w:rPr>
-      </w:pPr>
-      <w:r>
-        <w:rPr>
-          <w:b/>
-          <w:bCs/>
-        </w:rPr>
-        <w:t>Check odd number</w:t>
-      </w:r>
-    </w:p>
-    <w:p>
-      <w:r>
-        <w:t>number = 11</w:t>
-      </w:r>
-    </w:p>
-    <w:p/>
-    <w:p>
-      <w:proofErr w:type="gramStart"/>
-      <w:r>
-        <w:t>print(</w:t>
-      </w:r>
-      <w:proofErr w:type="gramEnd"/>
-      <w:r>
-        <w:t xml:space="preserve">number % </w:t>
-      </w:r>
-      <w:proofErr w:type="gramStart"/>
-      <w:r>
-        <w:t>2 !</w:t>
-      </w:r>
-      <w:proofErr w:type="gramEnd"/>
-      <w:r>
-        <w:t>= 0)</w:t>
-      </w:r>
-    </w:p>
-    <w:p>
-      <w:r>
-        <w:t>Output:</w:t>
-      </w:r>
-    </w:p>
-    <w:p>
-      <w:r>
-        <w:t>True</w:t>
-      </w:r>
-    </w:p>
-    <w:p>
-      <w:r>
-        <w:pict w14:anchorId="62CA9033">
-          <v:rect id="_x0000_i1449" style="width:0;height:1.5pt" o:hralign="center" o:hrstd="t" o:hr="t" fillcolor="#a0a0a0" stroked="f"/>
-        </w:pict>
-      </w:r>
-    </w:p>
-    <w:p>
-      <w:pPr>
-        <w:rPr>
-          <w:b/>
-          <w:bCs/>
-        </w:rPr>
-      </w:pPr>
-      <w:r>
-        <w:rPr>
-          <w:b/>
-          <w:bCs/>
-        </w:rPr>
-        <w:t>10. Exponentiation **</w:t>
-      </w:r>
-    </w:p>
-    <w:p>
-      <w:r>
-        <w:t>Python uses ** for powers.</w:t>
-      </w:r>
-    </w:p>
-    <w:p>
-      <w:proofErr w:type="gramStart"/>
-      <w:r>
-        <w:t>print(</w:t>
-      </w:r>
-      <w:proofErr w:type="gramEnd"/>
-      <w:r>
-        <w:t>2 ** 3)</w:t>
-      </w:r>
-    </w:p>
-    <w:p>
-      <w:r>
-        <w:t>Output:</w:t>
-      </w:r>
-    </w:p>
-    <w:p>
-      <w:r>
-        <w:t>8</w:t>
-      </w:r>
-    </w:p>
-    <w:p>
-      <w:r>
-        <w:lastRenderedPageBreak/>
-        <w:t>Because:</w:t>
-      </w:r>
-    </w:p>
-    <w:p>
-      <w:r>
-        <w:t>2 × 2 × 2 = 8</w:t>
-      </w:r>
-    </w:p>
-    <w:p>
-      <w:r>
-        <w:t>More examples:</w:t>
-      </w:r>
-    </w:p>
-    <w:p>
-      <w:proofErr w:type="gramStart"/>
-      <w:r>
-        <w:t>print(</w:t>
-      </w:r>
-      <w:proofErr w:type="gramEnd"/>
-      <w:r>
-        <w:t>5 ** 2)</w:t>
-      </w:r>
-    </w:p>
-    <w:p>
-      <w:proofErr w:type="gramStart"/>
-      <w:r>
         <w:t>print(</w:t>
       </w:r>
       <w:proofErr w:type="gramEnd"/>
@@ -1470,7 +1450,7 @@
     <w:p>
       <w:r>
         <w:pict w14:anchorId="100ADBDB">
-          <v:rect id="_x0000_i1450" style="width:0;height:1.5pt" o:hralign="center" o:hrstd="t" o:hr="t" fillcolor="#a0a0a0" stroked="f"/>
+          <v:rect id="_x0000_i1036" style="width:0;height:1.5pt" o:hralign="center" o:hrstd="t" o:hr="t" fillcolor="#a0a0a0" stroked="f"/>
         </w:pict>
       </w:r>
     </w:p>
@@ -1573,7 +1553,7 @@
     <w:p>
       <w:r>
         <w:pict w14:anchorId="0BA1268C">
-          <v:rect id="_x0000_i1451" style="width:0;height:1.5pt" o:hralign="center" o:hrstd="t" o:hr="t" fillcolor="#a0a0a0" stroked="f"/>
+          <v:rect id="_x0000_i1037" style="width:0;height:1.5pt" o:hralign="center" o:hrstd="t" o:hr="t" fillcolor="#a0a0a0" stroked="f"/>
         </w:pict>
       </w:r>
     </w:p>
@@ -1594,18 +1574,85 @@
     </w:p>
     <w:p>
       <w:r>
+        <w:t>The basic assignment operator is:</w:t>
+      </w:r>
+    </w:p>
+    <w:p>
+      <w:r>
+        <w:t>=</w:t>
+      </w:r>
+    </w:p>
+    <w:p>
+      <w:r>
+        <w:t>Example:</w:t>
+      </w:r>
+    </w:p>
+    <w:p>
+      <w:r>
+        <w:t>x = 10</w:t>
+      </w:r>
+    </w:p>
+    <w:p>
+      <w:r>
         <w:lastRenderedPageBreak/>
-        <w:t>The basic assignment operator is:</w:t>
-      </w:r>
-    </w:p>
-    <w:p>
-      <w:r>
-        <w:t>=</w:t>
-      </w:r>
-    </w:p>
-    <w:p>
-      <w:r>
-        <w:t>Example:</w:t>
+        <w:t>Python also supports compound assignment operators.</w:t>
+      </w:r>
+    </w:p>
+    <w:p>
+      <w:r>
+        <w:t>+=</w:t>
+      </w:r>
+    </w:p>
+    <w:p>
+      <w:r>
+        <w:t>-=</w:t>
+      </w:r>
+    </w:p>
+    <w:p>
+      <w:r>
+        <w:t>*=</w:t>
+      </w:r>
+    </w:p>
+    <w:p>
+      <w:r>
+        <w:t>/=</w:t>
+      </w:r>
+    </w:p>
+    <w:p>
+      <w:r>
+        <w:t>//=</w:t>
+      </w:r>
+    </w:p>
+    <w:p>
+      <w:r>
+        <w:t>%=</w:t>
+      </w:r>
+    </w:p>
+    <w:p>
+      <w:r>
+        <w:t>**=</w:t>
+      </w:r>
+    </w:p>
+    <w:p>
+      <w:r>
+        <w:pict w14:anchorId="40506F00">
+          <v:rect id="_x0000_i1038" style="width:0;height:1.5pt" o:hralign="center" o:hrstd="t" o:hr="t" fillcolor="#a0a0a0" stroked="f"/>
+        </w:pict>
+      </w:r>
+    </w:p>
+    <w:p>
+      <w:pPr>
+        <w:rPr>
+          <w:b/>
+          <w:bCs/>
+        </w:rPr>
+      </w:pPr>
+      <w:r>
+        <w:rPr>
+          <w:b/>
+          <w:bCs/>
+        </w:rPr>
+        <w:t>13. +=</w:t>
       </w:r>
     </w:p>
     <w:p>
@@ -1613,50 +1660,42 @@
         <w:t>x = 10</w:t>
       </w:r>
     </w:p>
-    <w:p>
-      <w:r>
-        <w:t>Python also supports compound assignment operators.</w:t>
-      </w:r>
-    </w:p>
-    <w:p>
-      <w:r>
-        <w:t>+=</w:t>
-      </w:r>
-    </w:p>
-    <w:p>
-      <w:r>
-        <w:t>-=</w:t>
-      </w:r>
-    </w:p>
-    <w:p>
-      <w:r>
-        <w:t>*=</w:t>
-      </w:r>
-    </w:p>
-    <w:p>
-      <w:r>
-        <w:t>/=</w:t>
-      </w:r>
-    </w:p>
-    <w:p>
-      <w:r>
-        <w:t>//=</w:t>
-      </w:r>
-    </w:p>
-    <w:p>
-      <w:r>
-        <w:t>%=</w:t>
-      </w:r>
-    </w:p>
-    <w:p>
-      <w:r>
-        <w:t>**=</w:t>
-      </w:r>
-    </w:p>
-    <w:p>
-      <w:r>
-        <w:pict w14:anchorId="40506F00">
-          <v:rect id="_x0000_i1452" style="width:0;height:1.5pt" o:hralign="center" o:hrstd="t" o:hr="t" fillcolor="#a0a0a0" stroked="f"/>
+    <w:p/>
+    <w:p>
+      <w:r>
+        <w:t>x += 5</w:t>
+      </w:r>
+    </w:p>
+    <w:p/>
+    <w:p>
+      <w:r>
+        <w:t>print(x)</w:t>
+      </w:r>
+    </w:p>
+    <w:p>
+      <w:r>
+        <w:t>Output:</w:t>
+      </w:r>
+    </w:p>
+    <w:p>
+      <w:r>
+        <w:t>15</w:t>
+      </w:r>
+    </w:p>
+    <w:p>
+      <w:r>
+        <w:t>Equivalent to:</w:t>
+      </w:r>
+    </w:p>
+    <w:p>
+      <w:r>
+        <w:t>x = x + 5</w:t>
+      </w:r>
+    </w:p>
+    <w:p>
+      <w:r>
+        <w:pict w14:anchorId="68BF17EF">
+          <v:rect id="_x0000_i1039" style="width:0;height:1.5pt" o:hralign="center" o:hrstd="t" o:hr="t" fillcolor="#a0a0a0" stroked="f"/>
         </w:pict>
       </w:r>
     </w:p>
@@ -1672,7 +1711,7 @@
           <w:b/>
           <w:bCs/>
         </w:rPr>
-        <w:t>13. +=</w:t>
+        <w:t>14. -=</w:t>
       </w:r>
     </w:p>
     <w:p>
@@ -1683,7 +1722,7 @@
     <w:p/>
     <w:p>
       <w:r>
-        <w:t>x += 5</w:t>
+        <w:t>x -= 3</w:t>
       </w:r>
     </w:p>
     <w:p/>
@@ -1699,23 +1738,24 @@
     </w:p>
     <w:p>
       <w:r>
-        <w:t>15</w:t>
-      </w:r>
-    </w:p>
-    <w:p>
-      <w:r>
+        <w:t>7</w:t>
+      </w:r>
+    </w:p>
+    <w:p>
+      <w:r>
+        <w:lastRenderedPageBreak/>
         <w:t>Equivalent to:</w:t>
       </w:r>
     </w:p>
     <w:p>
       <w:r>
-        <w:t>x = x + 5</w:t>
-      </w:r>
-    </w:p>
-    <w:p>
-      <w:r>
-        <w:pict w14:anchorId="68BF17EF">
-          <v:rect id="_x0000_i1453" style="width:0;height:1.5pt" o:hralign="center" o:hrstd="t" o:hr="t" fillcolor="#a0a0a0" stroked="f"/>
+        <w:t>x = x - 3</w:t>
+      </w:r>
+    </w:p>
+    <w:p>
+      <w:r>
+        <w:pict w14:anchorId="060609DD">
+          <v:rect id="_x0000_i1040" style="width:0;height:1.5pt" o:hralign="center" o:hrstd="t" o:hr="t" fillcolor="#a0a0a0" stroked="f"/>
         </w:pict>
       </w:r>
     </w:p>
@@ -1731,7 +1771,7 @@
           <w:b/>
           <w:bCs/>
         </w:rPr>
-        <w:t>14. -=</w:t>
+        <w:t>15. *=</w:t>
       </w:r>
     </w:p>
     <w:p>
@@ -1742,7 +1782,7 @@
     <w:p/>
     <w:p>
       <w:r>
-        <w:t>x -= 3</w:t>
+        <w:t>x *= 5</w:t>
       </w:r>
     </w:p>
     <w:p/>
@@ -1758,23 +1798,13 @@
     </w:p>
     <w:p>
       <w:r>
-        <w:t>7</w:t>
-      </w:r>
-    </w:p>
-    <w:p>
-      <w:r>
-        <w:t>Equivalent to:</w:t>
-      </w:r>
-    </w:p>
-    <w:p>
-      <w:r>
-        <w:t>x = x - 3</w:t>
-      </w:r>
-    </w:p>
-    <w:p>
-      <w:r>
-        <w:pict w14:anchorId="060609DD">
-          <v:rect id="_x0000_i1454" style="width:0;height:1.5pt" o:hralign="center" o:hrstd="t" o:hr="t" fillcolor="#a0a0a0" stroked="f"/>
+        <w:t>50</w:t>
+      </w:r>
+    </w:p>
+    <w:p>
+      <w:r>
+        <w:pict w14:anchorId="30B51530">
+          <v:rect id="_x0000_i1041" style="width:0;height:1.5pt" o:hralign="center" o:hrstd="t" o:hr="t" fillcolor="#a0a0a0" stroked="f"/>
         </w:pict>
       </w:r>
     </w:p>
@@ -1790,7 +1820,7 @@
           <w:b/>
           <w:bCs/>
         </w:rPr>
-        <w:t>15. *=</w:t>
+        <w:t>16. /=</w:t>
       </w:r>
     </w:p>
     <w:p>
@@ -1801,7 +1831,7 @@
     <w:p/>
     <w:p>
       <w:r>
-        <w:t>x *= 5</w:t>
+        <w:t>x /= 2</w:t>
       </w:r>
     </w:p>
     <w:p/>
@@ -1817,13 +1847,18 @@
     </w:p>
     <w:p>
       <w:r>
-        <w:t>50</w:t>
-      </w:r>
-    </w:p>
-    <w:p>
-      <w:r>
-        <w:pict w14:anchorId="30B51530">
-          <v:rect id="_x0000_i1455" style="width:0;height:1.5pt" o:hralign="center" o:hrstd="t" o:hr="t" fillcolor="#a0a0a0" stroked="f"/>
+        <w:t>5.0</w:t>
+      </w:r>
+    </w:p>
+    <w:p>
+      <w:r>
+        <w:t>Notice that x becomes a float.</w:t>
+      </w:r>
+    </w:p>
+    <w:p>
+      <w:r>
+        <w:pict w14:anchorId="2DFAAB3B">
+          <v:rect id="_x0000_i1042" style="width:0;height:1.5pt" o:hralign="center" o:hrstd="t" o:hr="t" fillcolor="#a0a0a0" stroked="f"/>
         </w:pict>
       </w:r>
     </w:p>
@@ -1839,7 +1874,7 @@
           <w:b/>
           <w:bCs/>
         </w:rPr>
-        <w:t>16. /=</w:t>
+        <w:t>17. //= and %=</w:t>
       </w:r>
     </w:p>
     <w:p>
@@ -1850,7 +1885,7 @@
     <w:p/>
     <w:p>
       <w:r>
-        <w:t>x /= 2</w:t>
+        <w:t>x //= 3</w:t>
       </w:r>
     </w:p>
     <w:p/>
@@ -1861,23 +1896,51 @@
     </w:p>
     <w:p>
       <w:r>
+        <w:lastRenderedPageBreak/>
         <w:t>Output:</w:t>
       </w:r>
     </w:p>
     <w:p>
       <w:r>
-        <w:t>5.0</w:t>
-      </w:r>
-    </w:p>
-    <w:p>
-      <w:r>
-        <w:t>Notice that x becomes a float.</w:t>
-      </w:r>
-    </w:p>
-    <w:p>
-      <w:r>
-        <w:pict w14:anchorId="2DFAAB3B">
-          <v:rect id="_x0000_i1456" style="width:0;height:1.5pt" o:hralign="center" o:hrstd="t" o:hr="t" fillcolor="#a0a0a0" stroked="f"/>
+        <w:t>3</w:t>
+      </w:r>
+    </w:p>
+    <w:p>
+      <w:r>
+        <w:t>And:</w:t>
+      </w:r>
+    </w:p>
+    <w:p>
+      <w:r>
+        <w:t>x = 10</w:t>
+      </w:r>
+    </w:p>
+    <w:p/>
+    <w:p>
+      <w:r>
+        <w:t>x %= 3</w:t>
+      </w:r>
+    </w:p>
+    <w:p/>
+    <w:p>
+      <w:r>
+        <w:t>print(x)</w:t>
+      </w:r>
+    </w:p>
+    <w:p>
+      <w:r>
+        <w:t>Output:</w:t>
+      </w:r>
+    </w:p>
+    <w:p>
+      <w:r>
+        <w:t>1</w:t>
+      </w:r>
+    </w:p>
+    <w:p>
+      <w:r>
+        <w:pict w14:anchorId="0487B348">
+          <v:rect id="_x0000_i1043" style="width:0;height:1.5pt" o:hralign="center" o:hrstd="t" o:hr="t" fillcolor="#a0a0a0" stroked="f"/>
         </w:pict>
       </w:r>
     </w:p>
@@ -1893,72 +1956,68 @@
           <w:b/>
           <w:bCs/>
         </w:rPr>
-        <w:t>17. //= and %=</w:t>
-      </w:r>
-    </w:p>
-    <w:p>
-      <w:r>
-        <w:t>x = 10</w:t>
-      </w:r>
-    </w:p>
-    <w:p/>
-    <w:p>
-      <w:r>
-        <w:t>x //= 3</w:t>
-      </w:r>
-    </w:p>
-    <w:p/>
-    <w:p>
-      <w:r>
-        <w:t>print(x)</w:t>
-      </w:r>
-    </w:p>
-    <w:p>
-      <w:r>
-        <w:t>Output:</w:t>
-      </w:r>
-    </w:p>
-    <w:p>
-      <w:r>
-        <w:t>3</w:t>
-      </w:r>
-    </w:p>
-    <w:p>
-      <w:r>
-        <w:t>And:</w:t>
-      </w:r>
-    </w:p>
-    <w:p>
-      <w:r>
-        <w:t>x = 10</w:t>
-      </w:r>
-    </w:p>
-    <w:p/>
-    <w:p>
-      <w:r>
-        <w:t>x %= 3</w:t>
-      </w:r>
-    </w:p>
-    <w:p/>
-    <w:p>
-      <w:r>
-        <w:t>print(x)</w:t>
-      </w:r>
-    </w:p>
-    <w:p>
-      <w:r>
-        <w:t>Output:</w:t>
-      </w:r>
-    </w:p>
-    <w:p>
-      <w:r>
-        <w:t>1</w:t>
-      </w:r>
-    </w:p>
-    <w:p>
-      <w:r>
-        <w:pict w14:anchorId="0487B348">
-          <v:rect id="_x0000_i1457" style="width:0;height:1.5pt" o:hralign="center" o:hrstd="t" o:hr="t" fillcolor="#a0a0a0" stroked="f"/>
+        <w:t>18. Comparison Operators</w:t>
+      </w:r>
+    </w:p>
+    <w:p>
+      <w:r>
+        <w:t>Comparison operators compare values and return:</w:t>
+      </w:r>
+    </w:p>
+    <w:p>
+      <w:r>
+        <w:t>True</w:t>
+      </w:r>
+    </w:p>
+    <w:p>
+      <w:r>
+        <w:t>or:</w:t>
+      </w:r>
+    </w:p>
+    <w:p>
+      <w:r>
+        <w:t>False</w:t>
+      </w:r>
+    </w:p>
+    <w:p>
+      <w:r>
+        <w:t>Operators:</w:t>
+      </w:r>
+    </w:p>
+    <w:p>
+      <w:r>
+        <w:t>==</w:t>
+      </w:r>
+    </w:p>
+    <w:p>
+      <w:r>
+        <w:t>!=</w:t>
+      </w:r>
+    </w:p>
+    <w:p>
+      <w:r>
+        <w:t>&gt;</w:t>
+      </w:r>
+    </w:p>
+    <w:p>
+      <w:r>
+        <w:t>&lt;</w:t>
+      </w:r>
+    </w:p>
+    <w:p>
+      <w:r>
+        <w:t>&gt;=</w:t>
+      </w:r>
+    </w:p>
+    <w:p>
+      <w:r>
+        <w:t>&lt;=</w:t>
+      </w:r>
+    </w:p>
+    <w:p>
+      <w:r>
+        <w:pict w14:anchorId="64F57126">
+          <v:rect id="_x0000_i1044" style="width:0;height:1.5pt" o:hralign="center" o:hrstd="t" o:hr="t" fillcolor="#a0a0a0" stroked="f"/>
         </w:pict>
       </w:r>
     </w:p>
@@ -1974,84 +2033,6 @@
           <w:b/>
           <w:bCs/>
         </w:rPr>
-        <w:t>18. Comparison Operators</w:t>
-      </w:r>
-    </w:p>
-    <w:p>
-      <w:r>
-        <w:t>Comparison operators compare values and return:</w:t>
-      </w:r>
-    </w:p>
-    <w:p>
-      <w:r>
-        <w:t>True</w:t>
-      </w:r>
-    </w:p>
-    <w:p>
-      <w:r>
-        <w:t>or:</w:t>
-      </w:r>
-    </w:p>
-    <w:p>
-      <w:r>
-        <w:t>False</w:t>
-      </w:r>
-    </w:p>
-    <w:p>
-      <w:r>
-        <w:t>Operators:</w:t>
-      </w:r>
-    </w:p>
-    <w:p>
-      <w:r>
-        <w:t>==</w:t>
-      </w:r>
-    </w:p>
-    <w:p>
-      <w:r>
-        <w:t>!=</w:t>
-      </w:r>
-    </w:p>
-    <w:p>
-      <w:r>
-        <w:t>&gt;</w:t>
-      </w:r>
-    </w:p>
-    <w:p>
-      <w:r>
-        <w:t>&lt;</w:t>
-      </w:r>
-    </w:p>
-    <w:p>
-      <w:r>
-        <w:t>&gt;=</w:t>
-      </w:r>
-    </w:p>
-    <w:p>
-      <w:r>
-        <w:t>&lt;=</w:t>
-      </w:r>
-    </w:p>
-    <w:p>
-      <w:r>
-        <w:pict w14:anchorId="64F57126">
-          <v:rect id="_x0000_i1458" style="width:0;height:1.5pt" o:hralign="center" o:hrstd="t" o:hr="t" fillcolor="#a0a0a0" stroked="f"/>
-        </w:pict>
-      </w:r>
-    </w:p>
-    <w:p>
-      <w:pPr>
-        <w:rPr>
-          <w:b/>
-          <w:bCs/>
-        </w:rPr>
-      </w:pPr>
-      <w:r>
-        <w:rPr>
-          <w:b/>
-          <w:bCs/>
-        </w:rPr>
-        <w:lastRenderedPageBreak/>
         <w:t>19. Equal ==</w:t>
       </w:r>
     </w:p>
@@ -2063,360 +2044,6 @@
     <w:p>
       <w:r>
         <w:t>b = 10</w:t>
-      </w:r>
-    </w:p>
-    <w:p/>
-    <w:p>
-      <w:proofErr w:type="gramStart"/>
-      <w:r>
-        <w:t>print(</w:t>
-      </w:r>
-      <w:proofErr w:type="gramEnd"/>
-      <w:r>
-        <w:t>a == b)</w:t>
-      </w:r>
-    </w:p>
-    <w:p>
-      <w:r>
-        <w:t>Output:</w:t>
-      </w:r>
-    </w:p>
-    <w:p>
-      <w:r>
-        <w:t>True</w:t>
-      </w:r>
-    </w:p>
-    <w:p>
-      <w:r>
-        <w:t>Remember from Lesson 2:</w:t>
-      </w:r>
-    </w:p>
-    <w:p>
-      <w:r>
-        <w:t>== → value equality</w:t>
-      </w:r>
-    </w:p>
-    <w:p>
-      <w:r>
-        <w:t>is → object identity</w:t>
-      </w:r>
-    </w:p>
-    <w:p>
-      <w:r>
-        <w:pict w14:anchorId="3702AE26">
-          <v:rect id="_x0000_i1459" style="width:0;height:1.5pt" o:hralign="center" o:hrstd="t" o:hr="t" fillcolor="#a0a0a0" stroked="f"/>
-        </w:pict>
-      </w:r>
-    </w:p>
-    <w:p>
-      <w:pPr>
-        <w:rPr>
-          <w:b/>
-          <w:bCs/>
-        </w:rPr>
-      </w:pPr>
-      <w:r>
-        <w:rPr>
-          <w:b/>
-          <w:bCs/>
-        </w:rPr>
-        <w:t xml:space="preserve">20. Not </w:t>
-      </w:r>
-      <w:proofErr w:type="gramStart"/>
-      <w:r>
-        <w:rPr>
-          <w:b/>
-          <w:bCs/>
-        </w:rPr>
-        <w:t>Equal !</w:t>
-      </w:r>
-      <w:proofErr w:type="gramEnd"/>
-      <w:r>
-        <w:rPr>
-          <w:b/>
-          <w:bCs/>
-        </w:rPr>
-        <w:t>=</w:t>
-      </w:r>
-    </w:p>
-    <w:p>
-      <w:r>
-        <w:t>a = 10</w:t>
-      </w:r>
-    </w:p>
-    <w:p>
-      <w:r>
-        <w:t>b = 20</w:t>
-      </w:r>
-    </w:p>
-    <w:p/>
-    <w:p>
-      <w:proofErr w:type="gramStart"/>
-      <w:r>
-        <w:t>print(a !</w:t>
-      </w:r>
-      <w:proofErr w:type="gramEnd"/>
-      <w:r>
-        <w:t>= b)</w:t>
-      </w:r>
-    </w:p>
-    <w:p>
-      <w:r>
-        <w:t>Output:</w:t>
-      </w:r>
-    </w:p>
-    <w:p>
-      <w:r>
-        <w:t>True</w:t>
-      </w:r>
-    </w:p>
-    <w:p>
-      <w:r>
-        <w:pict w14:anchorId="7CDFBE7E">
-          <v:rect id="_x0000_i1460" style="width:0;height:1.5pt" o:hralign="center" o:hrstd="t" o:hr="t" fillcolor="#a0a0a0" stroked="f"/>
-        </w:pict>
-      </w:r>
-    </w:p>
-    <w:p>
-      <w:pPr>
-        <w:rPr>
-          <w:b/>
-          <w:bCs/>
-        </w:rPr>
-      </w:pPr>
-      <w:r>
-        <w:rPr>
-          <w:b/>
-          <w:bCs/>
-        </w:rPr>
-        <w:t>21. Greater Than &gt;</w:t>
-      </w:r>
-    </w:p>
-    <w:p>
-      <w:r>
-        <w:t>age = 25</w:t>
-      </w:r>
-    </w:p>
-    <w:p/>
-    <w:p>
-      <w:proofErr w:type="gramStart"/>
-      <w:r>
-        <w:t>print(</w:t>
-      </w:r>
-      <w:proofErr w:type="gramEnd"/>
-      <w:r>
-        <w:t>age &gt; 18)</w:t>
-      </w:r>
-    </w:p>
-    <w:p>
-      <w:r>
-        <w:t>Output:</w:t>
-      </w:r>
-    </w:p>
-    <w:p>
-      <w:r>
-        <w:t>True</w:t>
-      </w:r>
-    </w:p>
-    <w:p>
-      <w:r>
-        <w:pict w14:anchorId="2E9BEE0C">
-          <v:rect id="_x0000_i1461" style="width:0;height:1.5pt" o:hralign="center" o:hrstd="t" o:hr="t" fillcolor="#a0a0a0" stroked="f"/>
-        </w:pict>
-      </w:r>
-    </w:p>
-    <w:p>
-      <w:pPr>
-        <w:rPr>
-          <w:b/>
-          <w:bCs/>
-        </w:rPr>
-      </w:pPr>
-      <w:r>
-        <w:rPr>
-          <w:b/>
-          <w:bCs/>
-        </w:rPr>
-        <w:t>22. Less Than &lt;</w:t>
-      </w:r>
-    </w:p>
-    <w:p>
-      <w:r>
-        <w:t>age = 15</w:t>
-      </w:r>
-    </w:p>
-    <w:p/>
-    <w:p>
-      <w:proofErr w:type="gramStart"/>
-      <w:r>
-        <w:t>print(</w:t>
-      </w:r>
-      <w:proofErr w:type="gramEnd"/>
-      <w:r>
-        <w:t>age &lt; 18)</w:t>
-      </w:r>
-    </w:p>
-    <w:p>
-      <w:r>
-        <w:t>Output:</w:t>
-      </w:r>
-    </w:p>
-    <w:p>
-      <w:r>
-        <w:t>True</w:t>
-      </w:r>
-    </w:p>
-    <w:p>
-      <w:r>
-        <w:pict w14:anchorId="2F080905">
-          <v:rect id="_x0000_i1462" style="width:0;height:1.5pt" o:hralign="center" o:hrstd="t" o:hr="t" fillcolor="#a0a0a0" stroked="f"/>
-        </w:pict>
-      </w:r>
-    </w:p>
-    <w:p>
-      <w:pPr>
-        <w:rPr>
-          <w:b/>
-          <w:bCs/>
-        </w:rPr>
-      </w:pPr>
-      <w:r>
-        <w:rPr>
-          <w:b/>
-          <w:bCs/>
-        </w:rPr>
-        <w:t>23. Greater Than or Equal &gt;=</w:t>
-      </w:r>
-    </w:p>
-    <w:p>
-      <w:r>
-        <w:t>marks = 75</w:t>
-      </w:r>
-    </w:p>
-    <w:p/>
-    <w:p>
-      <w:proofErr w:type="gramStart"/>
-      <w:r>
-        <w:t>print(</w:t>
-      </w:r>
-      <w:proofErr w:type="gramEnd"/>
-      <w:r>
-        <w:t>marks &gt;= 40)</w:t>
-      </w:r>
-    </w:p>
-    <w:p>
-      <w:r>
-        <w:t>Output:</w:t>
-      </w:r>
-    </w:p>
-    <w:p>
-      <w:r>
-        <w:t>True</w:t>
-      </w:r>
-    </w:p>
-    <w:p>
-      <w:r>
-        <w:pict w14:anchorId="624EC34E">
-          <v:rect id="_x0000_i1463" style="width:0;height:1.5pt" o:hralign="center" o:hrstd="t" o:hr="t" fillcolor="#a0a0a0" stroked="f"/>
-        </w:pict>
-      </w:r>
-    </w:p>
-    <w:p>
-      <w:pPr>
-        <w:rPr>
-          <w:b/>
-          <w:bCs/>
-        </w:rPr>
-      </w:pPr>
-      <w:r>
-        <w:rPr>
-          <w:b/>
-          <w:bCs/>
-        </w:rPr>
-        <w:t>24. Less Than or Equal &lt;=</w:t>
-      </w:r>
-    </w:p>
-    <w:p>
-      <w:r>
-        <w:t>age = 18</w:t>
-      </w:r>
-    </w:p>
-    <w:p/>
-    <w:p>
-      <w:proofErr w:type="gramStart"/>
-      <w:r>
-        <w:t>print(</w:t>
-      </w:r>
-      <w:proofErr w:type="gramEnd"/>
-      <w:r>
-        <w:t>age &lt;= 18)</w:t>
-      </w:r>
-    </w:p>
-    <w:p>
-      <w:r>
-        <w:t>Output:</w:t>
-      </w:r>
-    </w:p>
-    <w:p>
-      <w:r>
-        <w:t>True</w:t>
-      </w:r>
-    </w:p>
-    <w:p>
-      <w:r>
-        <w:pict w14:anchorId="02A773E9">
-          <v:rect id="_x0000_i1464" style="width:0;height:1.5pt" o:hralign="center" o:hrstd="t" o:hr="t" fillcolor="#a0a0a0" stroked="f"/>
-        </w:pict>
-      </w:r>
-    </w:p>
-    <w:p>
-      <w:pPr>
-        <w:rPr>
-          <w:b/>
-          <w:bCs/>
-        </w:rPr>
-      </w:pPr>
-      <w:r>
-        <w:rPr>
-          <w:b/>
-          <w:bCs/>
-        </w:rPr>
-        <w:t>25. Chained Comparisons</w:t>
-      </w:r>
-    </w:p>
-    <w:p>
-      <w:r>
-        <w:t>This is a very useful Python feature.</w:t>
-      </w:r>
-    </w:p>
-    <w:p>
-      <w:r>
-        <w:t>Instead of:</w:t>
-      </w:r>
-    </w:p>
-    <w:p>
-      <w:r>
-        <w:t>age &gt;= 18 and age &lt;= 60</w:t>
-      </w:r>
-    </w:p>
-    <w:p>
-      <w:r>
-        <w:t>you can write:</w:t>
-      </w:r>
-    </w:p>
-    <w:p>
-      <w:r>
-        <w:t>18 &lt;= age &lt;= 60</w:t>
-      </w:r>
-    </w:p>
-    <w:p>
-      <w:r>
-        <w:t>Example:</w:t>
-      </w:r>
-    </w:p>
-    <w:p>
-      <w:r>
-        <w:t>age = 35</w:t>
       </w:r>
     </w:p>
     <w:p/>
@@ -2428,6 +2055,361 @@
       </w:r>
       <w:proofErr w:type="gramEnd"/>
       <w:r>
+        <w:t>a == b)</w:t>
+      </w:r>
+    </w:p>
+    <w:p>
+      <w:r>
+        <w:t>Output:</w:t>
+      </w:r>
+    </w:p>
+    <w:p>
+      <w:r>
+        <w:t>True</w:t>
+      </w:r>
+    </w:p>
+    <w:p>
+      <w:r>
+        <w:t>Remember from Lesson 2:</w:t>
+      </w:r>
+    </w:p>
+    <w:p>
+      <w:r>
+        <w:t>== → value equality</w:t>
+      </w:r>
+    </w:p>
+    <w:p>
+      <w:r>
+        <w:t>is → object identity</w:t>
+      </w:r>
+    </w:p>
+    <w:p>
+      <w:r>
+        <w:pict w14:anchorId="3702AE26">
+          <v:rect id="_x0000_i1045" style="width:0;height:1.5pt" o:hralign="center" o:hrstd="t" o:hr="t" fillcolor="#a0a0a0" stroked="f"/>
+        </w:pict>
+      </w:r>
+    </w:p>
+    <w:p>
+      <w:pPr>
+        <w:rPr>
+          <w:b/>
+          <w:bCs/>
+        </w:rPr>
+      </w:pPr>
+      <w:r>
+        <w:rPr>
+          <w:b/>
+          <w:bCs/>
+        </w:rPr>
+        <w:t xml:space="preserve">20. Not </w:t>
+      </w:r>
+      <w:proofErr w:type="gramStart"/>
+      <w:r>
+        <w:rPr>
+          <w:b/>
+          <w:bCs/>
+        </w:rPr>
+        <w:t>Equal !</w:t>
+      </w:r>
+      <w:proofErr w:type="gramEnd"/>
+      <w:r>
+        <w:rPr>
+          <w:b/>
+          <w:bCs/>
+        </w:rPr>
+        <w:t>=</w:t>
+      </w:r>
+    </w:p>
+    <w:p>
+      <w:r>
+        <w:t>a = 10</w:t>
+      </w:r>
+    </w:p>
+    <w:p>
+      <w:r>
+        <w:t>b = 20</w:t>
+      </w:r>
+    </w:p>
+    <w:p/>
+    <w:p>
+      <w:proofErr w:type="gramStart"/>
+      <w:r>
+        <w:t>print(a !</w:t>
+      </w:r>
+      <w:proofErr w:type="gramEnd"/>
+      <w:r>
+        <w:t>= b)</w:t>
+      </w:r>
+    </w:p>
+    <w:p>
+      <w:r>
+        <w:t>Output:</w:t>
+      </w:r>
+    </w:p>
+    <w:p>
+      <w:r>
+        <w:t>True</w:t>
+      </w:r>
+    </w:p>
+    <w:p>
+      <w:r>
+        <w:pict w14:anchorId="7CDFBE7E">
+          <v:rect id="_x0000_i1046" style="width:0;height:1.5pt" o:hralign="center" o:hrstd="t" o:hr="t" fillcolor="#a0a0a0" stroked="f"/>
+        </w:pict>
+      </w:r>
+    </w:p>
+    <w:p>
+      <w:pPr>
+        <w:rPr>
+          <w:b/>
+          <w:bCs/>
+        </w:rPr>
+      </w:pPr>
+      <w:r>
+        <w:rPr>
+          <w:b/>
+          <w:bCs/>
+        </w:rPr>
+        <w:t>21. Greater Than &gt;</w:t>
+      </w:r>
+    </w:p>
+    <w:p>
+      <w:r>
+        <w:t>age = 25</w:t>
+      </w:r>
+    </w:p>
+    <w:p/>
+    <w:p>
+      <w:proofErr w:type="gramStart"/>
+      <w:r>
+        <w:t>print(</w:t>
+      </w:r>
+      <w:proofErr w:type="gramEnd"/>
+      <w:r>
+        <w:t>age &gt; 18)</w:t>
+      </w:r>
+    </w:p>
+    <w:p>
+      <w:r>
+        <w:t>Output:</w:t>
+      </w:r>
+    </w:p>
+    <w:p>
+      <w:r>
+        <w:t>True</w:t>
+      </w:r>
+    </w:p>
+    <w:p>
+      <w:r>
+        <w:pict w14:anchorId="2E9BEE0C">
+          <v:rect id="_x0000_i1047" style="width:0;height:1.5pt" o:hralign="center" o:hrstd="t" o:hr="t" fillcolor="#a0a0a0" stroked="f"/>
+        </w:pict>
+      </w:r>
+    </w:p>
+    <w:p>
+      <w:pPr>
+        <w:rPr>
+          <w:b/>
+          <w:bCs/>
+        </w:rPr>
+      </w:pPr>
+      <w:r>
+        <w:rPr>
+          <w:b/>
+          <w:bCs/>
+        </w:rPr>
+        <w:t>22. Less Than &lt;</w:t>
+      </w:r>
+    </w:p>
+    <w:p>
+      <w:r>
+        <w:t>age = 15</w:t>
+      </w:r>
+    </w:p>
+    <w:p/>
+    <w:p>
+      <w:proofErr w:type="gramStart"/>
+      <w:r>
+        <w:t>print(</w:t>
+      </w:r>
+      <w:proofErr w:type="gramEnd"/>
+      <w:r>
+        <w:t>age &lt; 18)</w:t>
+      </w:r>
+    </w:p>
+    <w:p>
+      <w:r>
+        <w:t>Output:</w:t>
+      </w:r>
+    </w:p>
+    <w:p>
+      <w:r>
+        <w:t>True</w:t>
+      </w:r>
+    </w:p>
+    <w:p>
+      <w:r>
+        <w:lastRenderedPageBreak/>
+        <w:pict w14:anchorId="2F080905">
+          <v:rect id="_x0000_i1048" style="width:0;height:1.5pt" o:hralign="center" o:hrstd="t" o:hr="t" fillcolor="#a0a0a0" stroked="f"/>
+        </w:pict>
+      </w:r>
+    </w:p>
+    <w:p>
+      <w:pPr>
+        <w:rPr>
+          <w:b/>
+          <w:bCs/>
+        </w:rPr>
+      </w:pPr>
+      <w:r>
+        <w:rPr>
+          <w:b/>
+          <w:bCs/>
+        </w:rPr>
+        <w:t>23. Greater Than or Equal &gt;=</w:t>
+      </w:r>
+    </w:p>
+    <w:p>
+      <w:r>
+        <w:t>marks = 75</w:t>
+      </w:r>
+    </w:p>
+    <w:p/>
+    <w:p>
+      <w:proofErr w:type="gramStart"/>
+      <w:r>
+        <w:t>print(</w:t>
+      </w:r>
+      <w:proofErr w:type="gramEnd"/>
+      <w:r>
+        <w:t>marks &gt;= 40)</w:t>
+      </w:r>
+    </w:p>
+    <w:p>
+      <w:r>
+        <w:t>Output:</w:t>
+      </w:r>
+    </w:p>
+    <w:p>
+      <w:r>
+        <w:t>True</w:t>
+      </w:r>
+    </w:p>
+    <w:p>
+      <w:r>
+        <w:pict w14:anchorId="624EC34E">
+          <v:rect id="_x0000_i1049" style="width:0;height:1.5pt" o:hralign="center" o:hrstd="t" o:hr="t" fillcolor="#a0a0a0" stroked="f"/>
+        </w:pict>
+      </w:r>
+    </w:p>
+    <w:p>
+      <w:pPr>
+        <w:rPr>
+          <w:b/>
+          <w:bCs/>
+        </w:rPr>
+      </w:pPr>
+      <w:r>
+        <w:rPr>
+          <w:b/>
+          <w:bCs/>
+        </w:rPr>
+        <w:t>24. Less Than or Equal &lt;=</w:t>
+      </w:r>
+    </w:p>
+    <w:p>
+      <w:r>
+        <w:t>age = 18</w:t>
+      </w:r>
+    </w:p>
+    <w:p/>
+    <w:p>
+      <w:proofErr w:type="gramStart"/>
+      <w:r>
+        <w:t>print(</w:t>
+      </w:r>
+      <w:proofErr w:type="gramEnd"/>
+      <w:r>
+        <w:t>age &lt;= 18)</w:t>
+      </w:r>
+    </w:p>
+    <w:p>
+      <w:r>
+        <w:t>Output:</w:t>
+      </w:r>
+    </w:p>
+    <w:p>
+      <w:r>
+        <w:t>True</w:t>
+      </w:r>
+    </w:p>
+    <w:p>
+      <w:r>
+        <w:pict w14:anchorId="02A773E9">
+          <v:rect id="_x0000_i1050" style="width:0;height:1.5pt" o:hralign="center" o:hrstd="t" o:hr="t" fillcolor="#a0a0a0" stroked="f"/>
+        </w:pict>
+      </w:r>
+    </w:p>
+    <w:p>
+      <w:pPr>
+        <w:rPr>
+          <w:b/>
+          <w:bCs/>
+        </w:rPr>
+      </w:pPr>
+      <w:r>
+        <w:rPr>
+          <w:b/>
+          <w:bCs/>
+        </w:rPr>
+        <w:t>25. Chained Comparisons</w:t>
+      </w:r>
+    </w:p>
+    <w:p>
+      <w:r>
+        <w:t>This is a very useful Python feature.</w:t>
+      </w:r>
+    </w:p>
+    <w:p>
+      <w:r>
+        <w:t>Instead of:</w:t>
+      </w:r>
+    </w:p>
+    <w:p>
+      <w:r>
+        <w:t>age &gt;= 18 and age &lt;= 60</w:t>
+      </w:r>
+    </w:p>
+    <w:p>
+      <w:r>
+        <w:t>you can write:</w:t>
+      </w:r>
+    </w:p>
+    <w:p>
+      <w:r>
+        <w:t>18 &lt;= age &lt;= 60</w:t>
+      </w:r>
+    </w:p>
+    <w:p>
+      <w:r>
+        <w:t>Example:</w:t>
+      </w:r>
+    </w:p>
+    <w:p>
+      <w:r>
+        <w:t>age = 35</w:t>
+      </w:r>
+    </w:p>
+    <w:p/>
+    <w:p>
+      <w:proofErr w:type="gramStart"/>
+      <w:r>
+        <w:t>print(</w:t>
+      </w:r>
+      <w:proofErr w:type="gramEnd"/>
+      <w:r>
         <w:t>18 &lt;= age &lt;= 60)</w:t>
       </w:r>
     </w:p>
@@ -2448,8 +2430,9 @@
     </w:p>
     <w:p>
       <w:r>
+        <w:lastRenderedPageBreak/>
         <w:pict w14:anchorId="6D166CB0">
-          <v:rect id="_x0000_i1465" style="width:0;height:1.5pt" o:hralign="center" o:hrstd="t" o:hr="t" fillcolor="#a0a0a0" stroked="f"/>
+          <v:rect id="_x0000_i1051" style="width:0;height:1.5pt" o:hralign="center" o:hrstd="t" o:hr="t" fillcolor="#a0a0a0" stroked="f"/>
         </w:pict>
       </w:r>
     </w:p>
@@ -2511,7 +2494,7 @@
     <w:p>
       <w:r>
         <w:pict w14:anchorId="10547AE1">
-          <v:rect id="_x0000_i1466" style="width:0;height:1.5pt" o:hralign="center" o:hrstd="t" o:hr="t" fillcolor="#a0a0a0" stroked="f"/>
+          <v:rect id="_x0000_i1052" style="width:0;height:1.5pt" o:hralign="center" o:hrstd="t" o:hr="t" fillcolor="#a0a0a0" stroked="f"/>
         </w:pict>
       </w:r>
     </w:p>
@@ -2620,52 +2603,52 @@
     </w:p>
     <w:p>
       <w:r>
+        <w:t>False          True            False</w:t>
+      </w:r>
+    </w:p>
+    <w:p>
+      <w:r>
+        <w:t xml:space="preserve">False          </w:t>
+      </w:r>
+      <w:proofErr w:type="spellStart"/>
+      <w:r>
+        <w:t>False</w:t>
+      </w:r>
+      <w:proofErr w:type="spellEnd"/>
+      <w:r>
+        <w:t xml:space="preserve">           </w:t>
+      </w:r>
+      <w:proofErr w:type="spellStart"/>
+      <w:r>
+        <w:t>False</w:t>
+      </w:r>
+      <w:proofErr w:type="spellEnd"/>
+    </w:p>
+    <w:p>
+      <w:r>
+        <w:pict w14:anchorId="13FAB32D">
+          <v:rect id="_x0000_i1053" style="width:0;height:1.5pt" o:hralign="center" o:hrstd="t" o:hr="t" fillcolor="#a0a0a0" stroked="f"/>
+        </w:pict>
+      </w:r>
+    </w:p>
+    <w:p>
+      <w:pPr>
+        <w:rPr>
+          <w:b/>
+          <w:bCs/>
+        </w:rPr>
+      </w:pPr>
+      <w:r>
+        <w:rPr>
+          <w:b/>
+          <w:bCs/>
+        </w:rPr>
+        <w:t>28. or</w:t>
+      </w:r>
+    </w:p>
+    <w:p>
+      <w:r>
         <w:lastRenderedPageBreak/>
-        <w:t>False          True            False</w:t>
-      </w:r>
-    </w:p>
-    <w:p>
-      <w:r>
-        <w:t xml:space="preserve">False          </w:t>
-      </w:r>
-      <w:proofErr w:type="spellStart"/>
-      <w:r>
-        <w:t>False</w:t>
-      </w:r>
-      <w:proofErr w:type="spellEnd"/>
-      <w:r>
-        <w:t xml:space="preserve">           </w:t>
-      </w:r>
-      <w:proofErr w:type="spellStart"/>
-      <w:r>
-        <w:t>False</w:t>
-      </w:r>
-      <w:proofErr w:type="spellEnd"/>
-    </w:p>
-    <w:p>
-      <w:r>
-        <w:pict w14:anchorId="13FAB32D">
-          <v:rect id="_x0000_i1467" style="width:0;height:1.5pt" o:hralign="center" o:hrstd="t" o:hr="t" fillcolor="#a0a0a0" stroked="f"/>
-        </w:pict>
-      </w:r>
-    </w:p>
-    <w:p>
-      <w:pPr>
-        <w:rPr>
-          <w:b/>
-          <w:bCs/>
-        </w:rPr>
-      </w:pPr>
-      <w:r>
-        <w:rPr>
-          <w:b/>
-          <w:bCs/>
-        </w:rPr>
-        <w:t>28. or</w:t>
-      </w:r>
-    </w:p>
-    <w:p>
-      <w:r>
         <w:t>At least one condition must be true.</w:t>
       </w:r>
     </w:p>
@@ -2782,7 +2765,7 @@
     <w:p>
       <w:r>
         <w:pict w14:anchorId="13B889FC">
-          <v:rect id="_x0000_i1468" style="width:0;height:1.5pt" o:hralign="center" o:hrstd="t" o:hr="t" fillcolor="#a0a0a0" stroked="f"/>
+          <v:rect id="_x0000_i1054" style="width:0;height:1.5pt" o:hralign="center" o:hrstd="t" o:hr="t" fillcolor="#a0a0a0" stroked="f"/>
         </w:pict>
       </w:r>
     </w:p>
@@ -2881,7 +2864,6 @@
     </w:p>
     <w:p>
       <w:r>
-        <w:lastRenderedPageBreak/>
         <w:t>Output:</w:t>
       </w:r>
     </w:p>
@@ -2893,7 +2875,7 @@
     <w:p>
       <w:r>
         <w:pict w14:anchorId="29924AB6">
-          <v:rect id="_x0000_i1469" style="width:0;height:1.5pt" o:hralign="center" o:hrstd="t" o:hr="t" fillcolor="#a0a0a0" stroked="f"/>
+          <v:rect id="_x0000_i1055" style="width:0;height:1.5pt" o:hralign="center" o:hrstd="t" o:hr="t" fillcolor="#a0a0a0" stroked="f"/>
         </w:pict>
       </w:r>
     </w:p>
@@ -2951,6 +2933,7 @@
                 <w:b/>
                 <w:bCs/>
               </w:rPr>
+              <w:lastRenderedPageBreak/>
               <w:t>Java</w:t>
             </w:r>
           </w:p>
@@ -3101,7 +3084,7 @@
     <w:p>
       <w:r>
         <w:pict w14:anchorId="6C48EA80">
-          <v:rect id="_x0000_i1470" style="width:0;height:1.5pt" o:hralign="center" o:hrstd="t" o:hr="t" fillcolor="#a0a0a0" stroked="f"/>
+          <v:rect id="_x0000_i1056" style="width:0;height:1.5pt" o:hralign="center" o:hrstd="t" o:hr="t" fillcolor="#a0a0a0" stroked="f"/>
         </w:pict>
       </w:r>
     </w:p>
@@ -3232,24 +3215,91 @@
     </w:p>
     <w:p>
       <w:r>
+        <w:t xml:space="preserve">    ...</w:t>
+      </w:r>
+    </w:p>
+    <w:p>
+      <w:r>
+        <w:t>Since the first operand is True, the second doesn't need to be evaluated.</w:t>
+      </w:r>
+    </w:p>
+    <w:p>
+      <w:r>
+        <w:t>This is important for both performance and avoiding unnecessary operations.</w:t>
+      </w:r>
+    </w:p>
+    <w:p>
+      <w:r>
+        <w:pict w14:anchorId="44592E28">
+          <v:rect id="_x0000_i1057" style="width:0;height:1.5pt" o:hralign="center" o:hrstd="t" o:hr="t" fillcolor="#a0a0a0" stroked="f"/>
+        </w:pict>
+      </w:r>
+    </w:p>
+    <w:p>
+      <w:pPr>
+        <w:rPr>
+          <w:b/>
+          <w:bCs/>
+        </w:rPr>
+      </w:pPr>
+      <w:r>
+        <w:rPr>
+          <w:b/>
+          <w:bCs/>
+        </w:rPr>
         <w:lastRenderedPageBreak/>
-        <w:t xml:space="preserve">    ...</w:t>
-      </w:r>
-    </w:p>
-    <w:p>
-      <w:r>
-        <w:t>Since the first operand is True, the second doesn't need to be evaluated.</w:t>
-      </w:r>
-    </w:p>
-    <w:p>
-      <w:r>
-        <w:t>This is important for both performance and avoiding unnecessary operations.</w:t>
-      </w:r>
-    </w:p>
-    <w:p>
-      <w:r>
-        <w:pict w14:anchorId="44592E28">
-          <v:rect id="_x0000_i1471" style="width:0;height:1.5pt" o:hralign="center" o:hrstd="t" o:hr="t" fillcolor="#a0a0a0" stroked="f"/>
+        <w:t>32. Bitwise Operators</w:t>
+      </w:r>
+    </w:p>
+    <w:p>
+      <w:r>
+        <w:t>Bitwise operators work on integer bits.</w:t>
+      </w:r>
+    </w:p>
+    <w:p>
+      <w:r>
+        <w:t>Operators:</w:t>
+      </w:r>
+    </w:p>
+    <w:p>
+      <w:r>
+        <w:t>&amp;</w:t>
+      </w:r>
+    </w:p>
+    <w:p>
+      <w:r>
+        <w:t>|</w:t>
+      </w:r>
+    </w:p>
+    <w:p>
+      <w:r>
+        <w:t>^</w:t>
+      </w:r>
+    </w:p>
+    <w:p>
+      <w:r>
+        <w:t>~</w:t>
+      </w:r>
+    </w:p>
+    <w:p>
+      <w:r>
+        <w:t>&lt;&lt;</w:t>
+      </w:r>
+    </w:p>
+    <w:p>
+      <w:r>
+        <w:t>&gt;&gt;</w:t>
+      </w:r>
+    </w:p>
+    <w:p>
+      <w:r>
+        <w:t>These are more advanced, but important for interviews and certain low-level/algorithmic applications.</w:t>
+      </w:r>
+    </w:p>
+    <w:p>
+      <w:r>
+        <w:pict w14:anchorId="2C4C7F89">
+          <v:rect id="_x0000_i1058" style="width:0;height:1.5pt" o:hralign="center" o:hrstd="t" o:hr="t" fillcolor="#a0a0a0" stroked="f"/>
         </w:pict>
       </w:r>
     </w:p>
@@ -3265,17 +3315,905 @@
           <w:b/>
           <w:bCs/>
         </w:rPr>
-        <w:t>32. Bitwise Operators</w:t>
-      </w:r>
-    </w:p>
-    <w:p>
-      <w:r>
-        <w:t>Bitwise operators work on integer bits.</w:t>
-      </w:r>
-    </w:p>
-    <w:p>
-      <w:r>
-        <w:t>Operators:</w:t>
+        <w:t>33. Binary Representation</w:t>
+      </w:r>
+    </w:p>
+    <w:p>
+      <w:r>
+        <w:t>For example:</w:t>
+      </w:r>
+    </w:p>
+    <w:p>
+      <w:r>
+        <w:t>10 = 1010</w:t>
+      </w:r>
+    </w:p>
+    <w:p>
+      <w:proofErr w:type="gramStart"/>
+      <w:r>
+        <w:t>6  =</w:t>
+      </w:r>
+      <w:proofErr w:type="gramEnd"/>
+      <w:r>
+        <w:t xml:space="preserve"> 0110</w:t>
+      </w:r>
+    </w:p>
+    <w:p>
+      <w:r>
+        <w:t>Now:</w:t>
+      </w:r>
+    </w:p>
+    <w:p>
+      <w:proofErr w:type="gramStart"/>
+      <w:r>
+        <w:t>print(</w:t>
+      </w:r>
+      <w:proofErr w:type="gramEnd"/>
+      <w:r>
+        <w:t>10 &amp; 6)</w:t>
+      </w:r>
+    </w:p>
+    <w:p>
+      <w:r>
+        <w:t>Bitwise AND:</w:t>
+      </w:r>
+    </w:p>
+    <w:p>
+      <w:r>
+        <w:t>1010</w:t>
+      </w:r>
+    </w:p>
+    <w:p>
+      <w:r>
+        <w:t>0110</w:t>
+      </w:r>
+    </w:p>
+    <w:p>
+      <w:r>
+        <w:t>----</w:t>
+      </w:r>
+    </w:p>
+    <w:p>
+      <w:r>
+        <w:t>0010</w:t>
+      </w:r>
+    </w:p>
+    <w:p>
+      <w:r>
+        <w:t>Result:</w:t>
+      </w:r>
+    </w:p>
+    <w:p>
+      <w:r>
+        <w:t>2</w:t>
+      </w:r>
+    </w:p>
+    <w:p>
+      <w:r>
+        <w:pict w14:anchorId="0DC57DCB">
+          <v:rect id="_x0000_i1059" style="width:0;height:1.5pt" o:hralign="center" o:hrstd="t" o:hr="t" fillcolor="#a0a0a0" stroked="f"/>
+        </w:pict>
+      </w:r>
+    </w:p>
+    <w:p>
+      <w:pPr>
+        <w:rPr>
+          <w:b/>
+          <w:bCs/>
+        </w:rPr>
+      </w:pPr>
+      <w:r>
+        <w:rPr>
+          <w:b/>
+          <w:bCs/>
+        </w:rPr>
+        <w:t>34. Bitwise OR |</w:t>
+      </w:r>
+    </w:p>
+    <w:p>
+      <w:proofErr w:type="gramStart"/>
+      <w:r>
+        <w:t>print(</w:t>
+      </w:r>
+      <w:proofErr w:type="gramEnd"/>
+      <w:r>
+        <w:t>10 | 6)</w:t>
+      </w:r>
+    </w:p>
+    <w:p>
+      <w:r>
+        <w:lastRenderedPageBreak/>
+        <w:t>1010</w:t>
+      </w:r>
+    </w:p>
+    <w:p>
+      <w:r>
+        <w:t>0110</w:t>
+      </w:r>
+    </w:p>
+    <w:p>
+      <w:r>
+        <w:t>----</w:t>
+      </w:r>
+    </w:p>
+    <w:p>
+      <w:r>
+        <w:t>1110</w:t>
+      </w:r>
+    </w:p>
+    <w:p>
+      <w:r>
+        <w:t>Result:</w:t>
+      </w:r>
+    </w:p>
+    <w:p>
+      <w:r>
+        <w:t>14</w:t>
+      </w:r>
+    </w:p>
+    <w:p>
+      <w:r>
+        <w:pict w14:anchorId="6C77921C">
+          <v:rect id="_x0000_i1060" style="width:0;height:1.5pt" o:hralign="center" o:hrstd="t" o:hr="t" fillcolor="#a0a0a0" stroked="f"/>
+        </w:pict>
+      </w:r>
+    </w:p>
+    <w:p>
+      <w:pPr>
+        <w:rPr>
+          <w:b/>
+          <w:bCs/>
+        </w:rPr>
+      </w:pPr>
+      <w:r>
+        <w:rPr>
+          <w:b/>
+          <w:bCs/>
+        </w:rPr>
+        <w:t>35. Bitwise XOR ^</w:t>
+      </w:r>
+    </w:p>
+    <w:p>
+      <w:proofErr w:type="gramStart"/>
+      <w:r>
+        <w:t>print(</w:t>
+      </w:r>
+      <w:proofErr w:type="gramEnd"/>
+      <w:r>
+        <w:t>10 ^ 6)</w:t>
+      </w:r>
+    </w:p>
+    <w:p>
+      <w:r>
+        <w:t>1010</w:t>
+      </w:r>
+    </w:p>
+    <w:p>
+      <w:r>
+        <w:t>0110</w:t>
+      </w:r>
+    </w:p>
+    <w:p>
+      <w:r>
+        <w:t>----</w:t>
+      </w:r>
+    </w:p>
+    <w:p>
+      <w:r>
+        <w:t>1100</w:t>
+      </w:r>
+    </w:p>
+    <w:p>
+      <w:r>
+        <w:t>Result:</w:t>
+      </w:r>
+    </w:p>
+    <w:p>
+      <w:r>
+        <w:t>12</w:t>
+      </w:r>
+    </w:p>
+    <w:p>
+      <w:r>
+        <w:pict w14:anchorId="422D334F">
+          <v:rect id="_x0000_i1061" style="width:0;height:1.5pt" o:hralign="center" o:hrstd="t" o:hr="t" fillcolor="#a0a0a0" stroked="f"/>
+        </w:pict>
+      </w:r>
+    </w:p>
+    <w:p>
+      <w:pPr>
+        <w:rPr>
+          <w:b/>
+          <w:bCs/>
+        </w:rPr>
+      </w:pPr>
+      <w:r>
+        <w:rPr>
+          <w:b/>
+          <w:bCs/>
+        </w:rPr>
+        <w:t>36. Bitwise NOT ~</w:t>
+      </w:r>
+    </w:p>
+    <w:p>
+      <w:r>
+        <w:t>x = 10</w:t>
+      </w:r>
+    </w:p>
+    <w:p/>
+    <w:p>
+      <w:r>
+        <w:t>print(~x)</w:t>
+      </w:r>
+    </w:p>
+    <w:p>
+      <w:r>
+        <w:t>Output:</w:t>
+      </w:r>
+    </w:p>
+    <w:p>
+      <w:r>
+        <w:t>-11</w:t>
+      </w:r>
+    </w:p>
+    <w:p>
+      <w:r>
+        <w:t>Why?</w:t>
+      </w:r>
+    </w:p>
+    <w:p>
+      <w:r>
+        <w:t>Python integers use a representation consistent with two's-complement-style bitwise semantics, and:</w:t>
+      </w:r>
+    </w:p>
+    <w:p>
+      <w:r>
+        <w:t>~x = -(x + 1)</w:t>
+      </w:r>
+    </w:p>
+    <w:p>
+      <w:r>
+        <w:t>Therefore:</w:t>
+      </w:r>
+    </w:p>
+    <w:p>
+      <w:r>
+        <w:t>~10 = -11</w:t>
+      </w:r>
+    </w:p>
+    <w:p>
+      <w:r>
+        <w:lastRenderedPageBreak/>
+        <w:t>You don't need to memorize the implementation details yet.</w:t>
+      </w:r>
+    </w:p>
+    <w:p>
+      <w:r>
+        <w:pict w14:anchorId="5B163058">
+          <v:rect id="_x0000_i1062" style="width:0;height:1.5pt" o:hralign="center" o:hrstd="t" o:hr="t" fillcolor="#a0a0a0" stroked="f"/>
+        </w:pict>
+      </w:r>
+    </w:p>
+    <w:p>
+      <w:pPr>
+        <w:rPr>
+          <w:b/>
+          <w:bCs/>
+        </w:rPr>
+      </w:pPr>
+      <w:r>
+        <w:rPr>
+          <w:b/>
+          <w:bCs/>
+        </w:rPr>
+        <w:t>37. Left Shift &lt;&lt;</w:t>
+      </w:r>
+    </w:p>
+    <w:p>
+      <w:r>
+        <w:t>x = 5</w:t>
+      </w:r>
+    </w:p>
+    <w:p/>
+    <w:p>
+      <w:proofErr w:type="gramStart"/>
+      <w:r>
+        <w:t>print(</w:t>
+      </w:r>
+      <w:proofErr w:type="gramEnd"/>
+      <w:r>
+        <w:t>x &lt;&lt; 1)</w:t>
+      </w:r>
+    </w:p>
+    <w:p>
+      <w:r>
+        <w:t>Output:</w:t>
+      </w:r>
+    </w:p>
+    <w:p>
+      <w:r>
+        <w:t>10</w:t>
+      </w:r>
+    </w:p>
+    <w:p>
+      <w:r>
+        <w:t>Conceptually, shifting left by one bit is equivalent to multiplying by 2 for integers in this context.</w:t>
+      </w:r>
+    </w:p>
+    <w:p>
+      <w:proofErr w:type="gramStart"/>
+      <w:r>
+        <w:t>5  =</w:t>
+      </w:r>
+      <w:proofErr w:type="gramEnd"/>
+      <w:r>
+        <w:t xml:space="preserve"> 0101</w:t>
+      </w:r>
+    </w:p>
+    <w:p>
+      <w:r>
+        <w:t>&lt;&lt;1</w:t>
+      </w:r>
+    </w:p>
+    <w:p>
+      <w:r>
+        <w:t xml:space="preserve">   = 1010</w:t>
+      </w:r>
+    </w:p>
+    <w:p>
+      <w:r>
+        <w:t xml:space="preserve">   = 10</w:t>
+      </w:r>
+    </w:p>
+    <w:p>
+      <w:r>
+        <w:pict w14:anchorId="7D498737">
+          <v:rect id="_x0000_i1063" style="width:0;height:1.5pt" o:hralign="center" o:hrstd="t" o:hr="t" fillcolor="#a0a0a0" stroked="f"/>
+        </w:pict>
+      </w:r>
+    </w:p>
+    <w:p>
+      <w:pPr>
+        <w:rPr>
+          <w:b/>
+          <w:bCs/>
+        </w:rPr>
+      </w:pPr>
+      <w:r>
+        <w:rPr>
+          <w:b/>
+          <w:bCs/>
+        </w:rPr>
+        <w:t>38. Right Shift &gt;&gt;</w:t>
+      </w:r>
+    </w:p>
+    <w:p>
+      <w:r>
+        <w:t>x = 10</w:t>
+      </w:r>
+    </w:p>
+    <w:p/>
+    <w:p>
+      <w:proofErr w:type="gramStart"/>
+      <w:r>
+        <w:t>print(</w:t>
+      </w:r>
+      <w:proofErr w:type="gramEnd"/>
+      <w:r>
+        <w:t>x &gt;&gt; 1)</w:t>
+      </w:r>
+    </w:p>
+    <w:p>
+      <w:r>
+        <w:t>Output:</w:t>
+      </w:r>
+    </w:p>
+    <w:p>
+      <w:r>
+        <w:t>5</w:t>
+      </w:r>
+    </w:p>
+    <w:p>
+      <w:r>
+        <w:t>Conceptually, for positive integers:</w:t>
+      </w:r>
+    </w:p>
+    <w:p>
+      <w:r>
+        <w:t>10 / 2 = 5</w:t>
+      </w:r>
+    </w:p>
+    <w:p>
+      <w:r>
+        <w:pict w14:anchorId="08D554BA">
+          <v:rect id="_x0000_i1064" style="width:0;height:1.5pt" o:hralign="center" o:hrstd="t" o:hr="t" fillcolor="#a0a0a0" stroked="f"/>
+        </w:pict>
+      </w:r>
+    </w:p>
+    <w:p>
+      <w:pPr>
+        <w:rPr>
+          <w:b/>
+          <w:bCs/>
+        </w:rPr>
+      </w:pPr>
+      <w:r>
+        <w:rPr>
+          <w:b/>
+          <w:bCs/>
+        </w:rPr>
+        <w:t>39. Membership Operators</w:t>
+      </w:r>
+    </w:p>
+    <w:p>
+      <w:r>
+        <w:t>Python has:</w:t>
+      </w:r>
+    </w:p>
+    <w:p>
+      <w:r>
+        <w:t>in</w:t>
+      </w:r>
+    </w:p>
+    <w:p>
+      <w:r>
+        <w:t>not in</w:t>
+      </w:r>
+    </w:p>
+    <w:p>
+      <w:r>
+        <w:lastRenderedPageBreak/>
+        <w:t>These are extremely useful.</w:t>
+      </w:r>
+    </w:p>
+    <w:p>
+      <w:r>
+        <w:pict w14:anchorId="7B200DE7">
+          <v:rect id="_x0000_i1065" style="width:0;height:1.5pt" o:hralign="center" o:hrstd="t" o:hr="t" fillcolor="#a0a0a0" stroked="f"/>
+        </w:pict>
+      </w:r>
+    </w:p>
+    <w:p>
+      <w:pPr>
+        <w:rPr>
+          <w:b/>
+          <w:bCs/>
+        </w:rPr>
+      </w:pPr>
+      <w:r>
+        <w:rPr>
+          <w:b/>
+          <w:bCs/>
+        </w:rPr>
+        <w:t>in</w:t>
+      </w:r>
+    </w:p>
+    <w:p>
+      <w:r>
+        <w:t>name = "Srinivas"</w:t>
+      </w:r>
+    </w:p>
+    <w:p/>
+    <w:p>
+      <w:proofErr w:type="gramStart"/>
+      <w:r>
+        <w:t>print(</w:t>
+      </w:r>
+      <w:proofErr w:type="gramEnd"/>
+      <w:r>
+        <w:t>"Sri" in name)</w:t>
+      </w:r>
+    </w:p>
+    <w:p>
+      <w:r>
+        <w:t>Output:</w:t>
+      </w:r>
+    </w:p>
+    <w:p>
+      <w:r>
+        <w:t>True</w:t>
+      </w:r>
+    </w:p>
+    <w:p>
+      <w:r>
+        <w:t>Another example:</w:t>
+      </w:r>
+    </w:p>
+    <w:p>
+      <w:r>
+        <w:t>numbers = [10, 20, 30, 40]</w:t>
+      </w:r>
+    </w:p>
+    <w:p/>
+    <w:p>
+      <w:proofErr w:type="gramStart"/>
+      <w:r>
+        <w:t>print(</w:t>
+      </w:r>
+      <w:proofErr w:type="gramEnd"/>
+      <w:r>
+        <w:t>20 in numbers)</w:t>
+      </w:r>
+    </w:p>
+    <w:p>
+      <w:r>
+        <w:t>Output:</w:t>
+      </w:r>
+    </w:p>
+    <w:p>
+      <w:r>
+        <w:t>True</w:t>
+      </w:r>
+    </w:p>
+    <w:p>
+      <w:r>
+        <w:pict w14:anchorId="17C248D0">
+          <v:rect id="_x0000_i1066" style="width:0;height:1.5pt" o:hralign="center" o:hrstd="t" o:hr="t" fillcolor="#a0a0a0" stroked="f"/>
+        </w:pict>
+      </w:r>
+    </w:p>
+    <w:p>
+      <w:pPr>
+        <w:rPr>
+          <w:b/>
+          <w:bCs/>
+        </w:rPr>
+      </w:pPr>
+      <w:r>
+        <w:rPr>
+          <w:b/>
+          <w:bCs/>
+        </w:rPr>
+        <w:t>40. not in</w:t>
+      </w:r>
+    </w:p>
+    <w:p>
+      <w:r>
+        <w:t>numbers = [10, 20, 30]</w:t>
+      </w:r>
+    </w:p>
+    <w:p/>
+    <w:p>
+      <w:proofErr w:type="gramStart"/>
+      <w:r>
+        <w:t>print(</w:t>
+      </w:r>
+      <w:proofErr w:type="gramEnd"/>
+      <w:r>
+        <w:t>50 not in numbers)</w:t>
+      </w:r>
+    </w:p>
+    <w:p>
+      <w:r>
+        <w:t>Output:</w:t>
+      </w:r>
+    </w:p>
+    <w:p>
+      <w:r>
+        <w:t>True</w:t>
+      </w:r>
+    </w:p>
+    <w:p>
+      <w:r>
+        <w:t>This becomes especially useful with lists, sets, dictionaries, and strings.</w:t>
+      </w:r>
+    </w:p>
+    <w:p>
+      <w:r>
+        <w:pict w14:anchorId="13700AA3">
+          <v:rect id="_x0000_i1067" style="width:0;height:1.5pt" o:hralign="center" o:hrstd="t" o:hr="t" fillcolor="#a0a0a0" stroked="f"/>
+        </w:pict>
+      </w:r>
+    </w:p>
+    <w:p>
+      <w:pPr>
+        <w:rPr>
+          <w:b/>
+          <w:bCs/>
+        </w:rPr>
+      </w:pPr>
+      <w:r>
+        <w:rPr>
+          <w:b/>
+          <w:bCs/>
+        </w:rPr>
+        <w:t>41. Identity Operators</w:t>
+      </w:r>
+    </w:p>
+    <w:p>
+      <w:r>
+        <w:t>Python has:</w:t>
+      </w:r>
+    </w:p>
+    <w:p>
+      <w:r>
+        <w:t>is</w:t>
+      </w:r>
+    </w:p>
+    <w:p>
+      <w:r>
+        <w:t>is not</w:t>
+      </w:r>
+    </w:p>
+    <w:p>
+      <w:r>
+        <w:t xml:space="preserve">They check </w:t>
+      </w:r>
+      <w:r>
+        <w:rPr>
+          <w:b/>
+          <w:bCs/>
+        </w:rPr>
+        <w:t>object identity</w:t>
+      </w:r>
+      <w:r>
+        <w:t>, not value equality.</w:t>
+      </w:r>
+    </w:p>
+    <w:p>
+      <w:r>
+        <w:lastRenderedPageBreak/>
+        <w:t>Example:</w:t>
+      </w:r>
+    </w:p>
+    <w:p>
+      <w:r>
+        <w:t>a = [1, 2, 3]</w:t>
+      </w:r>
+    </w:p>
+    <w:p>
+      <w:r>
+        <w:t>b = [1, 2, 3]</w:t>
+      </w:r>
+    </w:p>
+    <w:p/>
+    <w:p>
+      <w:proofErr w:type="gramStart"/>
+      <w:r>
+        <w:t>print(</w:t>
+      </w:r>
+      <w:proofErr w:type="gramEnd"/>
+      <w:r>
+        <w:t>a == b)</w:t>
+      </w:r>
+    </w:p>
+    <w:p>
+      <w:proofErr w:type="gramStart"/>
+      <w:r>
+        <w:t>print(</w:t>
+      </w:r>
+      <w:proofErr w:type="gramEnd"/>
+      <w:r>
+        <w:t>a is b)</w:t>
+      </w:r>
+    </w:p>
+    <w:p>
+      <w:r>
+        <w:t>Output:</w:t>
+      </w:r>
+    </w:p>
+    <w:p>
+      <w:r>
+        <w:t>True</w:t>
+      </w:r>
+    </w:p>
+    <w:p>
+      <w:r>
+        <w:t>False</w:t>
+      </w:r>
+    </w:p>
+    <w:p>
+      <w:r>
+        <w:t>Because:</w:t>
+      </w:r>
+    </w:p>
+    <w:p>
+      <w:r>
+        <w:t>a ───→ [1,2,3]</w:t>
+      </w:r>
+    </w:p>
+    <w:p/>
+    <w:p>
+      <w:r>
+        <w:t>b ───→ [1,2,3]</w:t>
+      </w:r>
+    </w:p>
+    <w:p>
+      <w:r>
+        <w:t>Two different objects contain the same values.</w:t>
+      </w:r>
+    </w:p>
+    <w:p>
+      <w:r>
+        <w:pict w14:anchorId="4C54D619">
+          <v:rect id="_x0000_i1068" style="width:0;height:1.5pt" o:hralign="center" o:hrstd="t" o:hr="t" fillcolor="#a0a0a0" stroked="f"/>
+        </w:pict>
+      </w:r>
+    </w:p>
+    <w:p>
+      <w:pPr>
+        <w:rPr>
+          <w:b/>
+          <w:bCs/>
+        </w:rPr>
+      </w:pPr>
+      <w:r>
+        <w:rPr>
+          <w:b/>
+          <w:bCs/>
+        </w:rPr>
+        <w:t>42. is</w:t>
+      </w:r>
+    </w:p>
+    <w:p>
+      <w:r>
+        <w:t>Example:</w:t>
+      </w:r>
+    </w:p>
+    <w:p>
+      <w:r>
+        <w:t>a = None</w:t>
+      </w:r>
+    </w:p>
+    <w:p/>
+    <w:p>
+      <w:proofErr w:type="gramStart"/>
+      <w:r>
+        <w:t>print(</w:t>
+      </w:r>
+      <w:proofErr w:type="gramEnd"/>
+      <w:r>
+        <w:t>a is None)</w:t>
+      </w:r>
+    </w:p>
+    <w:p>
+      <w:r>
+        <w:t>Output:</w:t>
+      </w:r>
+    </w:p>
+    <w:p>
+      <w:r>
+        <w:t>True</w:t>
+      </w:r>
+    </w:p>
+    <w:p>
+      <w:r>
+        <w:t>This is the standard Python style for checking None.</w:t>
+      </w:r>
+    </w:p>
+    <w:p>
+      <w:r>
+        <w:pict w14:anchorId="6DA6507A">
+          <v:rect id="_x0000_i1069" style="width:0;height:1.5pt" o:hralign="center" o:hrstd="t" o:hr="t" fillcolor="#a0a0a0" stroked="f"/>
+        </w:pict>
+      </w:r>
+    </w:p>
+    <w:p>
+      <w:pPr>
+        <w:rPr>
+          <w:b/>
+          <w:bCs/>
+        </w:rPr>
+      </w:pPr>
+      <w:r>
+        <w:rPr>
+          <w:b/>
+          <w:bCs/>
+        </w:rPr>
+        <w:t>43. Operator Precedence</w:t>
+      </w:r>
+    </w:p>
+    <w:p>
+      <w:r>
+        <w:t>Consider:</w:t>
+      </w:r>
+    </w:p>
+    <w:p>
+      <w:r>
+        <w:t>result = 10 + 5 * 2</w:t>
+      </w:r>
+    </w:p>
+    <w:p>
+      <w:r>
+        <w:t>What is the answer?</w:t>
+      </w:r>
+    </w:p>
+    <w:p>
+      <w:r>
+        <w:lastRenderedPageBreak/>
+        <w:t>Not:</w:t>
+      </w:r>
+    </w:p>
+    <w:p>
+      <w:r>
+        <w:t>30</w:t>
+      </w:r>
+    </w:p>
+    <w:p>
+      <w:r>
+        <w:t>Instead:</w:t>
+      </w:r>
+    </w:p>
+    <w:p>
+      <w:r>
+        <w:t>20</w:t>
+      </w:r>
+    </w:p>
+    <w:p>
+      <w:r>
+        <w:t>Because multiplication happens before addition.</w:t>
+      </w:r>
+    </w:p>
+    <w:p>
+      <w:r>
+        <w:t>10 + (5 * 2)</w:t>
+      </w:r>
+    </w:p>
+    <w:p>
+      <w:r>
+        <w:t>10 + 10</w:t>
+      </w:r>
+    </w:p>
+    <w:p>
+      <w:r>
+        <w:t>20</w:t>
+      </w:r>
+    </w:p>
+    <w:p>
+      <w:r>
+        <w:pict w14:anchorId="206A3888">
+          <v:rect id="_x0000_i1070" style="width:0;height:1.5pt" o:hralign="center" o:hrstd="t" o:hr="t" fillcolor="#a0a0a0" stroked="f"/>
+        </w:pict>
+      </w:r>
+    </w:p>
+    <w:p>
+      <w:pPr>
+        <w:rPr>
+          <w:b/>
+          <w:bCs/>
+        </w:rPr>
+      </w:pPr>
+      <w:r>
+        <w:rPr>
+          <w:b/>
+          <w:bCs/>
+        </w:rPr>
+        <w:t>44. Basic Precedence Order</w:t>
+      </w:r>
+    </w:p>
+    <w:p>
+      <w:r>
+        <w:t>A simplified order to remember:</w:t>
+      </w:r>
+    </w:p>
+    <w:p>
+      <w:r>
+        <w:t>()</w:t>
+      </w:r>
+    </w:p>
+    <w:p>
+      <w:r>
+        <w:t>**</w:t>
+      </w:r>
+    </w:p>
+    <w:p>
+      <w:r>
+        <w:t>+x, -x, ~x</w:t>
+      </w:r>
+    </w:p>
+    <w:p>
+      <w:r>
+        <w:t>*, /, //, %</w:t>
+      </w:r>
+    </w:p>
+    <w:p>
+      <w:r>
+        <w:t>+, -</w:t>
+      </w:r>
+    </w:p>
+    <w:p>
+      <w:r>
+        <w:t>&lt;&lt;, &gt;&gt;</w:t>
       </w:r>
     </w:p>
     <w:p>
@@ -3285,38 +4223,73 @@
     </w:p>
     <w:p>
       <w:r>
+        <w:t>^</w:t>
+      </w:r>
+    </w:p>
+    <w:p>
+      <w:r>
         <w:t>|</w:t>
       </w:r>
     </w:p>
     <w:p>
       <w:r>
-        <w:t>^</w:t>
-      </w:r>
-    </w:p>
-    <w:p>
-      <w:r>
-        <w:t>~</w:t>
-      </w:r>
-    </w:p>
-    <w:p>
-      <w:r>
-        <w:t>&lt;&lt;</w:t>
-      </w:r>
-    </w:p>
-    <w:p>
-      <w:r>
-        <w:t>&gt;&gt;</w:t>
-      </w:r>
-    </w:p>
-    <w:p>
-      <w:r>
-        <w:t>These are more advanced, but important for interviews and certain low-level/algorithmic applications.</w:t>
-      </w:r>
-    </w:p>
-    <w:p>
-      <w:r>
-        <w:pict w14:anchorId="2C4C7F89">
-          <v:rect id="_x0000_i1472" style="width:0;height:1.5pt" o:hralign="center" o:hrstd="t" o:hr="t" fillcolor="#a0a0a0" stroked="f"/>
+        <w:t>&lt;, &lt;=, &gt;, &gt;=, ==, !=</w:t>
+      </w:r>
+    </w:p>
+    <w:p>
+      <w:r>
+        <w:t>not</w:t>
+      </w:r>
+    </w:p>
+    <w:p>
+      <w:r>
+        <w:t>and</w:t>
+      </w:r>
+    </w:p>
+    <w:p>
+      <w:r>
+        <w:t>or</w:t>
+      </w:r>
+    </w:p>
+    <w:p>
+      <w:r>
+        <w:t>You don't need to memorize every level immediately.</w:t>
+      </w:r>
+    </w:p>
+    <w:p>
+      <w:r>
+        <w:rPr>
+          <w:b/>
+          <w:bCs/>
+        </w:rPr>
+        <w:t>Use parentheses when clarity matters.</w:t>
+      </w:r>
+    </w:p>
+    <w:p>
+      <w:r>
+        <w:t>Instead of:</w:t>
+      </w:r>
+    </w:p>
+    <w:p>
+      <w:r>
+        <w:t>result = a + b * c - d</w:t>
+      </w:r>
+    </w:p>
+    <w:p>
+      <w:r>
+        <w:lastRenderedPageBreak/>
+        <w:t>you can write:</w:t>
+      </w:r>
+    </w:p>
+    <w:p>
+      <w:r>
+        <w:t>result = a + (b * c) - d</w:t>
+      </w:r>
+    </w:p>
+    <w:p>
+      <w:r>
+        <w:pict w14:anchorId="26077593">
+          <v:rect id="_x0000_i1071" style="width:0;height:1.5pt" o:hralign="center" o:hrstd="t" o:hr="t" fillcolor="#a0a0a0" stroked="f"/>
         </w:pict>
       </w:r>
     </w:p>
@@ -3332,34 +4305,420 @@
           <w:b/>
           <w:bCs/>
         </w:rPr>
-        <w:t>33. Binary Representation</w:t>
-      </w:r>
-    </w:p>
-    <w:p>
-      <w:r>
-        <w:t>For example:</w:t>
-      </w:r>
-    </w:p>
-    <w:p>
-      <w:r>
-        <w:t>10 = 1010</w:t>
-      </w:r>
-    </w:p>
-    <w:p>
+        <w:t>45. Parentheses</w:t>
+      </w:r>
+    </w:p>
+    <w:p>
+      <w:r>
+        <w:t>Parentheses explicitly control evaluation.</w:t>
+      </w:r>
+    </w:p>
+    <w:p>
+      <w:r>
+        <w:t>result = (10 + 5) * 2</w:t>
+      </w:r>
+    </w:p>
+    <w:p>
+      <w:r>
+        <w:t>Output:</w:t>
+      </w:r>
+    </w:p>
+    <w:p>
+      <w:r>
+        <w:t>30</w:t>
+      </w:r>
+    </w:p>
+    <w:p>
+      <w:r>
+        <w:t>Without parentheses:</w:t>
+      </w:r>
+    </w:p>
+    <w:p>
+      <w:r>
+        <w:t>result = 10 + 5 * 2</w:t>
+      </w:r>
+    </w:p>
+    <w:p>
+      <w:r>
+        <w:t>Output:</w:t>
+      </w:r>
+    </w:p>
+    <w:p>
+      <w:r>
+        <w:t>20</w:t>
+      </w:r>
+    </w:p>
+    <w:p>
+      <w:r>
+        <w:pict w14:anchorId="07365CC7">
+          <v:rect id="_x0000_i1072" style="width:0;height:1.5pt" o:hralign="center" o:hrstd="t" o:hr="t" fillcolor="#a0a0a0" stroked="f"/>
+        </w:pict>
+      </w:r>
+    </w:p>
+    <w:p>
+      <w:pPr>
+        <w:rPr>
+          <w:b/>
+          <w:bCs/>
+        </w:rPr>
+      </w:pPr>
+      <w:r>
+        <w:rPr>
+          <w:b/>
+          <w:bCs/>
+        </w:rPr>
+        <w:t>46. Expressions with Multiple Operators</w:t>
+      </w:r>
+    </w:p>
+    <w:p>
+      <w:r>
+        <w:t>Consider:</w:t>
+      </w:r>
+    </w:p>
+    <w:p>
+      <w:r>
+        <w:t>a = 10</w:t>
+      </w:r>
+    </w:p>
+    <w:p>
+      <w:r>
+        <w:t>b = 20</w:t>
+      </w:r>
+    </w:p>
+    <w:p>
+      <w:r>
+        <w:t>c = 5</w:t>
+      </w:r>
+    </w:p>
+    <w:p/>
+    <w:p>
+      <w:r>
+        <w:t>result = a + b * c</w:t>
+      </w:r>
+    </w:p>
+    <w:p>
+      <w:r>
+        <w:t>Evaluation:</w:t>
+      </w:r>
+    </w:p>
+    <w:p>
+      <w:r>
+        <w:t>20 * 5 = 100</w:t>
+      </w:r>
+    </w:p>
+    <w:p>
+      <w:r>
+        <w:t>10 + 100 = 110</w:t>
+      </w:r>
+    </w:p>
+    <w:p>
+      <w:r>
+        <w:t>Result:</w:t>
+      </w:r>
+    </w:p>
+    <w:p>
+      <w:r>
+        <w:t>110</w:t>
+      </w:r>
+    </w:p>
+    <w:p>
+      <w:r>
+        <w:pict w14:anchorId="4B91DFA3">
+          <v:rect id="_x0000_i1073" style="width:0;height:1.5pt" o:hralign="center" o:hrstd="t" o:hr="t" fillcolor="#a0a0a0" stroked="f"/>
+        </w:pict>
+      </w:r>
+    </w:p>
+    <w:p>
+      <w:pPr>
+        <w:rPr>
+          <w:b/>
+          <w:bCs/>
+        </w:rPr>
+      </w:pPr>
+      <w:r>
+        <w:rPr>
+          <w:b/>
+          <w:bCs/>
+        </w:rPr>
+        <w:t>47. Operator Overloading</w:t>
+      </w:r>
+    </w:p>
+    <w:p>
+      <w:r>
+        <w:t>Python operators can behave differently depending on the object's type.</w:t>
+      </w:r>
+    </w:p>
+    <w:p>
+      <w:r>
+        <w:lastRenderedPageBreak/>
+        <w:t>For numbers:</w:t>
+      </w:r>
+    </w:p>
+    <w:p>
+      <w:r>
+        <w:t>10 + 20</w:t>
+      </w:r>
+    </w:p>
+    <w:p>
+      <w:r>
+        <w:t>means arithmetic addition.</w:t>
+      </w:r>
+    </w:p>
+    <w:p>
+      <w:r>
+        <w:t>For strings:</w:t>
+      </w:r>
+    </w:p>
+    <w:p>
+      <w:r>
+        <w:t>"Hello " + "Python"</w:t>
+      </w:r>
+    </w:p>
+    <w:p>
+      <w:r>
+        <w:t>means concatenation.</w:t>
+      </w:r>
+    </w:p>
+    <w:p>
+      <w:r>
+        <w:t>For lists:</w:t>
+      </w:r>
+    </w:p>
+    <w:p>
+      <w:r>
+        <w:t>[1, 2] + [3, 4]</w:t>
+      </w:r>
+    </w:p>
+    <w:p>
+      <w:r>
+        <w:t>means list concatenation.</w:t>
+      </w:r>
+    </w:p>
+    <w:p>
+      <w:r>
+        <w:t>Output:</w:t>
+      </w:r>
+    </w:p>
+    <w:p>
+      <w:r>
+        <w:t>[1, 2, 3, 4]</w:t>
+      </w:r>
+    </w:p>
+    <w:p>
+      <w:r>
+        <w:t>Later, when we study OOP, you'll see how Python's special methods such as __add_</w:t>
+      </w:r>
       <w:proofErr w:type="gramStart"/>
       <w:r>
-        <w:t>6  =</w:t>
+        <w:t>_(</w:t>
       </w:r>
       <w:proofErr w:type="gramEnd"/>
       <w:r>
-        <w:t xml:space="preserve"> 0110</w:t>
-      </w:r>
-    </w:p>
-    <w:p>
-      <w:r>
-        <w:t>Now:</w:t>
-      </w:r>
-    </w:p>
+        <w:t xml:space="preserve">) participate in operator </w:t>
+      </w:r>
+      <w:proofErr w:type="spellStart"/>
+      <w:r>
+        <w:t>behavior</w:t>
+      </w:r>
+      <w:proofErr w:type="spellEnd"/>
+      <w:r>
+        <w:t>.</w:t>
+      </w:r>
+    </w:p>
+    <w:p>
+      <w:r>
+        <w:pict w14:anchorId="363D4389">
+          <v:rect id="_x0000_i1074" style="width:0;height:1.5pt" o:hralign="center" o:hrstd="t" o:hr="t" fillcolor="#a0a0a0" stroked="f"/>
+        </w:pict>
+      </w:r>
+    </w:p>
+    <w:p>
+      <w:pPr>
+        <w:rPr>
+          <w:b/>
+          <w:bCs/>
+        </w:rPr>
+      </w:pPr>
+      <w:r>
+        <w:rPr>
+          <w:b/>
+          <w:bCs/>
+        </w:rPr>
+        <w:t>48. Important Python Feature — and / or Return Values</w:t>
+      </w:r>
+    </w:p>
+    <w:p>
+      <w:r>
+        <w:t>This is slightly more advanced.</w:t>
+      </w:r>
+    </w:p>
+    <w:p>
+      <w:r>
+        <w:t xml:space="preserve">Python's and </w:t>
+      </w:r>
+      <w:proofErr w:type="spellStart"/>
+      <w:r>
+        <w:t>and</w:t>
+      </w:r>
+      <w:proofErr w:type="spellEnd"/>
+      <w:r>
+        <w:t xml:space="preserve"> or don't necessarily return True or False; they return one of their operands.</w:t>
+      </w:r>
+    </w:p>
+    <w:p>
+      <w:r>
+        <w:t>Example:</w:t>
+      </w:r>
+    </w:p>
+    <w:p>
+      <w:r>
+        <w:t>result = 10 and 20</w:t>
+      </w:r>
+    </w:p>
+    <w:p/>
+    <w:p>
+      <w:r>
+        <w:t>print(result)</w:t>
+      </w:r>
+    </w:p>
+    <w:p>
+      <w:r>
+        <w:t>Output:</w:t>
+      </w:r>
+    </w:p>
+    <w:p>
+      <w:r>
+        <w:t>20</w:t>
+      </w:r>
+    </w:p>
+    <w:p>
+      <w:r>
+        <w:t>Another:</w:t>
+      </w:r>
+    </w:p>
+    <w:p>
+      <w:r>
+        <w:t>result = 0 and 20</w:t>
+      </w:r>
+    </w:p>
+    <w:p/>
+    <w:p>
+      <w:r>
+        <w:t>print(result)</w:t>
+      </w:r>
+    </w:p>
+    <w:p>
+      <w:r>
+        <w:t>Output:</w:t>
+      </w:r>
+    </w:p>
+    <w:p>
+      <w:r>
+        <w:lastRenderedPageBreak/>
+        <w:t>0</w:t>
+      </w:r>
+    </w:p>
+    <w:p>
+      <w:r>
+        <w:t>For or:</w:t>
+      </w:r>
+    </w:p>
+    <w:p>
+      <w:r>
+        <w:t>result = 0 or 20</w:t>
+      </w:r>
+    </w:p>
+    <w:p/>
+    <w:p>
+      <w:r>
+        <w:t>print(result)</w:t>
+      </w:r>
+    </w:p>
+    <w:p>
+      <w:r>
+        <w:t>Output:</w:t>
+      </w:r>
+    </w:p>
+    <w:p>
+      <w:r>
+        <w:t>20</w:t>
+      </w:r>
+    </w:p>
+    <w:p>
+      <w:r>
+        <w:t xml:space="preserve">This </w:t>
+      </w:r>
+      <w:proofErr w:type="spellStart"/>
+      <w:r>
+        <w:t>behavior</w:t>
+      </w:r>
+      <w:proofErr w:type="spellEnd"/>
+      <w:r>
+        <w:t xml:space="preserve"> is heavily used in Python code, but don't confuse it with Java's </w:t>
+      </w:r>
+      <w:proofErr w:type="spellStart"/>
+      <w:r>
+        <w:t>boolean</w:t>
+      </w:r>
+      <w:proofErr w:type="spellEnd"/>
+      <w:r>
+        <w:t>-only &amp;&amp; and ||.</w:t>
+      </w:r>
+    </w:p>
+    <w:p>
+      <w:r>
+        <w:pict w14:anchorId="6754B802">
+          <v:rect id="_x0000_i1075" style="width:0;height:1.5pt" o:hralign="center" o:hrstd="t" o:hr="t" fillcolor="#a0a0a0" stroked="f"/>
+        </w:pict>
+      </w:r>
+    </w:p>
+    <w:p>
+      <w:pPr>
+        <w:rPr>
+          <w:b/>
+          <w:bCs/>
+        </w:rPr>
+      </w:pPr>
+      <w:r>
+        <w:rPr>
+          <w:b/>
+          <w:bCs/>
+        </w:rPr>
+        <w:t>49. Practical Example — Employee Eligibility</w:t>
+      </w:r>
+    </w:p>
+    <w:p>
+      <w:r>
+        <w:t>age = 30</w:t>
+      </w:r>
+    </w:p>
+    <w:p>
+      <w:r>
+        <w:t>experience = 5</w:t>
+      </w:r>
+    </w:p>
+    <w:p>
+      <w:proofErr w:type="spellStart"/>
+      <w:r>
+        <w:t>is_active</w:t>
+      </w:r>
+      <w:proofErr w:type="spellEnd"/>
+      <w:r>
+        <w:t xml:space="preserve"> = True</w:t>
+      </w:r>
+    </w:p>
+    <w:p/>
+    <w:p>
+      <w:r>
+        <w:t xml:space="preserve">eligible = age &gt;= 18 and experience &gt;= 3 and </w:t>
+      </w:r>
+      <w:proofErr w:type="spellStart"/>
+      <w:r>
+        <w:t>is_active</w:t>
+      </w:r>
+      <w:proofErr w:type="spellEnd"/>
+    </w:p>
+    <w:p/>
     <w:p>
       <w:proofErr w:type="gramStart"/>
       <w:r>
@@ -3367,200 +4726,7 @@
       </w:r>
       <w:proofErr w:type="gramEnd"/>
       <w:r>
-        <w:t>10 &amp; 6)</w:t>
-      </w:r>
-    </w:p>
-    <w:p>
-      <w:r>
-        <w:t>Bitwise AND:</w:t>
-      </w:r>
-    </w:p>
-    <w:p>
-      <w:r>
-        <w:t>1010</w:t>
-      </w:r>
-    </w:p>
-    <w:p>
-      <w:r>
-        <w:t>0110</w:t>
-      </w:r>
-    </w:p>
-    <w:p>
-      <w:r>
-        <w:t>----</w:t>
-      </w:r>
-    </w:p>
-    <w:p>
-      <w:r>
-        <w:t>0010</w:t>
-      </w:r>
-    </w:p>
-    <w:p>
-      <w:r>
-        <w:t>Result:</w:t>
-      </w:r>
-    </w:p>
-    <w:p>
-      <w:r>
-        <w:lastRenderedPageBreak/>
-        <w:t>2</w:t>
-      </w:r>
-    </w:p>
-    <w:p>
-      <w:r>
-        <w:pict w14:anchorId="0DC57DCB">
-          <v:rect id="_x0000_i1473" style="width:0;height:1.5pt" o:hralign="center" o:hrstd="t" o:hr="t" fillcolor="#a0a0a0" stroked="f"/>
-        </w:pict>
-      </w:r>
-    </w:p>
-    <w:p>
-      <w:pPr>
-        <w:rPr>
-          <w:b/>
-          <w:bCs/>
-        </w:rPr>
-      </w:pPr>
-      <w:r>
-        <w:rPr>
-          <w:b/>
-          <w:bCs/>
-        </w:rPr>
-        <w:t>34. Bitwise OR |</w:t>
-      </w:r>
-    </w:p>
-    <w:p>
-      <w:proofErr w:type="gramStart"/>
-      <w:r>
-        <w:t>print(</w:t>
-      </w:r>
-      <w:proofErr w:type="gramEnd"/>
-      <w:r>
-        <w:t>10 | 6)</w:t>
-      </w:r>
-    </w:p>
-    <w:p>
-      <w:r>
-        <w:t>1010</w:t>
-      </w:r>
-    </w:p>
-    <w:p>
-      <w:r>
-        <w:t>0110</w:t>
-      </w:r>
-    </w:p>
-    <w:p>
-      <w:r>
-        <w:t>----</w:t>
-      </w:r>
-    </w:p>
-    <w:p>
-      <w:r>
-        <w:t>1110</w:t>
-      </w:r>
-    </w:p>
-    <w:p>
-      <w:r>
-        <w:t>Result:</w:t>
-      </w:r>
-    </w:p>
-    <w:p>
-      <w:r>
-        <w:t>14</w:t>
-      </w:r>
-    </w:p>
-    <w:p>
-      <w:r>
-        <w:pict w14:anchorId="6C77921C">
-          <v:rect id="_x0000_i1474" style="width:0;height:1.5pt" o:hralign="center" o:hrstd="t" o:hr="t" fillcolor="#a0a0a0" stroked="f"/>
-        </w:pict>
-      </w:r>
-    </w:p>
-    <w:p>
-      <w:pPr>
-        <w:rPr>
-          <w:b/>
-          <w:bCs/>
-        </w:rPr>
-      </w:pPr>
-      <w:r>
-        <w:rPr>
-          <w:b/>
-          <w:bCs/>
-        </w:rPr>
-        <w:t>35. Bitwise XOR ^</w:t>
-      </w:r>
-    </w:p>
-    <w:p>
-      <w:proofErr w:type="gramStart"/>
-      <w:r>
-        <w:t>print(</w:t>
-      </w:r>
-      <w:proofErr w:type="gramEnd"/>
-      <w:r>
-        <w:t>10 ^ 6)</w:t>
-      </w:r>
-    </w:p>
-    <w:p>
-      <w:r>
-        <w:t>1010</w:t>
-      </w:r>
-    </w:p>
-    <w:p>
-      <w:r>
-        <w:t>0110</w:t>
-      </w:r>
-    </w:p>
-    <w:p>
-      <w:r>
-        <w:t>----</w:t>
-      </w:r>
-    </w:p>
-    <w:p>
-      <w:r>
-        <w:t>1100</w:t>
-      </w:r>
-    </w:p>
-    <w:p>
-      <w:r>
-        <w:t>Result:</w:t>
-      </w:r>
-    </w:p>
-    <w:p>
-      <w:r>
-        <w:t>12</w:t>
-      </w:r>
-    </w:p>
-    <w:p>
-      <w:r>
-        <w:pict w14:anchorId="422D334F">
-          <v:rect id="_x0000_i1475" style="width:0;height:1.5pt" o:hralign="center" o:hrstd="t" o:hr="t" fillcolor="#a0a0a0" stroked="f"/>
-        </w:pict>
-      </w:r>
-    </w:p>
-    <w:p>
-      <w:pPr>
-        <w:rPr>
-          <w:b/>
-          <w:bCs/>
-        </w:rPr>
-      </w:pPr>
-      <w:r>
-        <w:rPr>
-          <w:b/>
-          <w:bCs/>
-        </w:rPr>
-        <w:t>36. Bitwise NOT ~</w:t>
-      </w:r>
-    </w:p>
-    <w:p>
-      <w:r>
-        <w:t>x = 10</w:t>
-      </w:r>
-    </w:p>
-    <w:p/>
-    <w:p>
-      <w:r>
-        <w:t>print(~x)</w:t>
+        <w:t>"Eligible:", eligible)</w:t>
       </w:r>
     </w:p>
     <w:p>
@@ -3570,1201 +4736,40 @@
     </w:p>
     <w:p>
       <w:r>
-        <w:t>-11</w:t>
-      </w:r>
-    </w:p>
-    <w:p>
-      <w:r>
-        <w:t>Why?</w:t>
-      </w:r>
-    </w:p>
-    <w:p>
-      <w:r>
-        <w:lastRenderedPageBreak/>
-        <w:t>Python integers use a representation consistent with two's-complement-style bitwise semantics, and:</w:t>
-      </w:r>
-    </w:p>
-    <w:p>
-      <w:r>
-        <w:t>~x = -(x + 1)</w:t>
-      </w:r>
-    </w:p>
-    <w:p>
-      <w:r>
-        <w:t>Therefore:</w:t>
-      </w:r>
-    </w:p>
-    <w:p>
-      <w:r>
-        <w:t>~10 = -11</w:t>
-      </w:r>
-    </w:p>
-    <w:p>
-      <w:r>
-        <w:t>You don't need to memorize the implementation details yet.</w:t>
-      </w:r>
-    </w:p>
-    <w:p>
-      <w:r>
-        <w:pict w14:anchorId="5B163058">
-          <v:rect id="_x0000_i1476" style="width:0;height:1.5pt" o:hralign="center" o:hrstd="t" o:hr="t" fillcolor="#a0a0a0" stroked="f"/>
-        </w:pict>
-      </w:r>
-    </w:p>
-    <w:p>
-      <w:pPr>
-        <w:rPr>
-          <w:b/>
-          <w:bCs/>
-        </w:rPr>
-      </w:pPr>
-      <w:r>
-        <w:rPr>
-          <w:b/>
-          <w:bCs/>
-        </w:rPr>
-        <w:t>37. Left Shift &lt;&lt;</w:t>
-      </w:r>
-    </w:p>
-    <w:p>
-      <w:r>
-        <w:t>x = 5</w:t>
-      </w:r>
-    </w:p>
-    <w:p/>
-    <w:p>
-      <w:proofErr w:type="gramStart"/>
-      <w:r>
-        <w:t>print(</w:t>
-      </w:r>
-      <w:proofErr w:type="gramEnd"/>
-      <w:r>
-        <w:t>x &lt;&lt; 1)</w:t>
-      </w:r>
-    </w:p>
-    <w:p>
-      <w:r>
-        <w:t>Output:</w:t>
-      </w:r>
-    </w:p>
-    <w:p>
-      <w:r>
-        <w:t>10</w:t>
-      </w:r>
-    </w:p>
-    <w:p>
-      <w:r>
-        <w:t>Conceptually, shifting left by one bit is equivalent to multiplying by 2 for integers in this context.</w:t>
-      </w:r>
-    </w:p>
-    <w:p>
-      <w:proofErr w:type="gramStart"/>
-      <w:r>
-        <w:t>5  =</w:t>
-      </w:r>
-      <w:proofErr w:type="gramEnd"/>
-      <w:r>
-        <w:t xml:space="preserve"> 0101</w:t>
-      </w:r>
-    </w:p>
-    <w:p>
-      <w:r>
-        <w:t>&lt;&lt;1</w:t>
-      </w:r>
-    </w:p>
-    <w:p>
-      <w:r>
-        <w:t xml:space="preserve">   = 1010</w:t>
-      </w:r>
-    </w:p>
-    <w:p>
-      <w:r>
-        <w:t xml:space="preserve">   = 10</w:t>
-      </w:r>
-    </w:p>
-    <w:p>
-      <w:r>
-        <w:pict w14:anchorId="7D498737">
-          <v:rect id="_x0000_i1477" style="width:0;height:1.5pt" o:hralign="center" o:hrstd="t" o:hr="t" fillcolor="#a0a0a0" stroked="f"/>
-        </w:pict>
-      </w:r>
-    </w:p>
-    <w:p>
-      <w:pPr>
-        <w:rPr>
-          <w:b/>
-          <w:bCs/>
-        </w:rPr>
-      </w:pPr>
-      <w:r>
-        <w:rPr>
-          <w:b/>
-          <w:bCs/>
-        </w:rPr>
-        <w:t>38. Right Shift &gt;&gt;</w:t>
-      </w:r>
-    </w:p>
-    <w:p>
-      <w:r>
-        <w:t>x = 10</w:t>
-      </w:r>
-    </w:p>
-    <w:p/>
-    <w:p>
-      <w:proofErr w:type="gramStart"/>
-      <w:r>
-        <w:t>print(</w:t>
-      </w:r>
-      <w:proofErr w:type="gramEnd"/>
-      <w:r>
-        <w:t>x &gt;&gt; 1)</w:t>
-      </w:r>
-    </w:p>
-    <w:p>
-      <w:r>
-        <w:t>Output:</w:t>
-      </w:r>
-    </w:p>
-    <w:p>
-      <w:r>
-        <w:t>5</w:t>
-      </w:r>
-    </w:p>
-    <w:p>
-      <w:r>
-        <w:t>Conceptually, for positive integers:</w:t>
-      </w:r>
-    </w:p>
-    <w:p>
-      <w:r>
-        <w:t>10 / 2 = 5</w:t>
-      </w:r>
-    </w:p>
-    <w:p>
-      <w:r>
-        <w:pict w14:anchorId="08D554BA">
-          <v:rect id="_x0000_i1478" style="width:0;height:1.5pt" o:hralign="center" o:hrstd="t" o:hr="t" fillcolor="#a0a0a0" stroked="f"/>
-        </w:pict>
-      </w:r>
-    </w:p>
-    <w:p>
-      <w:pPr>
-        <w:rPr>
-          <w:b/>
-          <w:bCs/>
-        </w:rPr>
-      </w:pPr>
-      <w:r>
-        <w:rPr>
-          <w:b/>
-          <w:bCs/>
-        </w:rPr>
-        <w:lastRenderedPageBreak/>
-        <w:t>39. Membership Operators</w:t>
-      </w:r>
-    </w:p>
-    <w:p>
-      <w:r>
-        <w:t>Python has:</w:t>
-      </w:r>
-    </w:p>
-    <w:p>
-      <w:r>
-        <w:t>in</w:t>
-      </w:r>
-    </w:p>
-    <w:p>
-      <w:r>
-        <w:t>not in</w:t>
-      </w:r>
-    </w:p>
-    <w:p>
-      <w:r>
-        <w:t>These are extremely useful.</w:t>
-      </w:r>
-    </w:p>
-    <w:p>
-      <w:r>
-        <w:pict w14:anchorId="7B200DE7">
-          <v:rect id="_x0000_i1479" style="width:0;height:1.5pt" o:hralign="center" o:hrstd="t" o:hr="t" fillcolor="#a0a0a0" stroked="f"/>
-        </w:pict>
-      </w:r>
-    </w:p>
-    <w:p>
-      <w:pPr>
-        <w:rPr>
-          <w:b/>
-          <w:bCs/>
-        </w:rPr>
-      </w:pPr>
-      <w:r>
-        <w:rPr>
-          <w:b/>
-          <w:bCs/>
-        </w:rPr>
-        <w:t>in</w:t>
-      </w:r>
-    </w:p>
-    <w:p>
-      <w:r>
-        <w:t>name = "Srinivas"</w:t>
-      </w:r>
-    </w:p>
-    <w:p/>
-    <w:p>
-      <w:proofErr w:type="gramStart"/>
-      <w:r>
-        <w:t>print(</w:t>
-      </w:r>
-      <w:proofErr w:type="gramEnd"/>
-      <w:r>
-        <w:t>"Sri" in name)</w:t>
-      </w:r>
-    </w:p>
-    <w:p>
-      <w:r>
-        <w:t>Output:</w:t>
-      </w:r>
-    </w:p>
-    <w:p>
-      <w:r>
-        <w:t>True</w:t>
-      </w:r>
-    </w:p>
-    <w:p>
-      <w:r>
-        <w:t>Another example:</w:t>
-      </w:r>
-    </w:p>
-    <w:p>
-      <w:r>
-        <w:t>numbers = [10, 20, 30, 40]</w:t>
-      </w:r>
-    </w:p>
-    <w:p/>
-    <w:p>
-      <w:proofErr w:type="gramStart"/>
-      <w:r>
-        <w:t>print(</w:t>
-      </w:r>
-      <w:proofErr w:type="gramEnd"/>
-      <w:r>
-        <w:t>20 in numbers)</w:t>
-      </w:r>
-    </w:p>
-    <w:p>
-      <w:r>
-        <w:t>Output:</w:t>
-      </w:r>
-    </w:p>
-    <w:p>
-      <w:r>
-        <w:t>True</w:t>
-      </w:r>
-    </w:p>
-    <w:p>
-      <w:r>
-        <w:pict w14:anchorId="17C248D0">
-          <v:rect id="_x0000_i1480" style="width:0;height:1.5pt" o:hralign="center" o:hrstd="t" o:hr="t" fillcolor="#a0a0a0" stroked="f"/>
-        </w:pict>
-      </w:r>
-    </w:p>
-    <w:p>
-      <w:pPr>
-        <w:rPr>
-          <w:b/>
-          <w:bCs/>
-        </w:rPr>
-      </w:pPr>
-      <w:r>
-        <w:rPr>
-          <w:b/>
-          <w:bCs/>
-        </w:rPr>
-        <w:t>40. not in</w:t>
-      </w:r>
-    </w:p>
-    <w:p>
-      <w:r>
-        <w:t>numbers = [10, 20, 30]</w:t>
-      </w:r>
-    </w:p>
-    <w:p/>
-    <w:p>
-      <w:proofErr w:type="gramStart"/>
-      <w:r>
-        <w:t>print(</w:t>
-      </w:r>
-      <w:proofErr w:type="gramEnd"/>
-      <w:r>
-        <w:t>50 not in numbers)</w:t>
-      </w:r>
-    </w:p>
-    <w:p>
-      <w:r>
-        <w:t>Output:</w:t>
-      </w:r>
-    </w:p>
-    <w:p>
-      <w:r>
-        <w:t>True</w:t>
-      </w:r>
-    </w:p>
-    <w:p>
-      <w:r>
-        <w:t>This becomes especially useful with lists, sets, dictionaries, and strings.</w:t>
-      </w:r>
-    </w:p>
-    <w:p>
-      <w:r>
-        <w:pict w14:anchorId="13700AA3">
-          <v:rect id="_x0000_i1481" style="width:0;height:1.5pt" o:hralign="center" o:hrstd="t" o:hr="t" fillcolor="#a0a0a0" stroked="f"/>
-        </w:pict>
-      </w:r>
-    </w:p>
-    <w:p>
-      <w:pPr>
-        <w:rPr>
-          <w:b/>
-          <w:bCs/>
-        </w:rPr>
-      </w:pPr>
-      <w:r>
-        <w:rPr>
-          <w:b/>
-          <w:bCs/>
-        </w:rPr>
-        <w:t>41. Identity Operators</w:t>
-      </w:r>
-    </w:p>
-    <w:p>
-      <w:r>
-        <w:lastRenderedPageBreak/>
-        <w:t>Python has:</w:t>
-      </w:r>
-    </w:p>
-    <w:p>
-      <w:r>
-        <w:t>is</w:t>
-      </w:r>
-    </w:p>
-    <w:p>
-      <w:r>
-        <w:t>is not</w:t>
-      </w:r>
-    </w:p>
-    <w:p>
-      <w:r>
-        <w:t xml:space="preserve">They check </w:t>
-      </w:r>
-      <w:r>
-        <w:rPr>
-          <w:b/>
-          <w:bCs/>
-        </w:rPr>
-        <w:t>object identity</w:t>
-      </w:r>
-      <w:r>
-        <w:t>, not value equality.</w:t>
-      </w:r>
-    </w:p>
-    <w:p>
-      <w:r>
-        <w:t>Example:</w:t>
-      </w:r>
-    </w:p>
-    <w:p>
-      <w:r>
-        <w:t>a = [1, 2, 3]</w:t>
-      </w:r>
-    </w:p>
-    <w:p>
-      <w:r>
-        <w:t>b = [1, 2, 3]</w:t>
-      </w:r>
-    </w:p>
-    <w:p/>
-    <w:p>
-      <w:proofErr w:type="gramStart"/>
-      <w:r>
-        <w:t>print(</w:t>
-      </w:r>
-      <w:proofErr w:type="gramEnd"/>
-      <w:r>
-        <w:t>a == b)</w:t>
-      </w:r>
-    </w:p>
-    <w:p>
-      <w:proofErr w:type="gramStart"/>
-      <w:r>
-        <w:t>print(</w:t>
-      </w:r>
-      <w:proofErr w:type="gramEnd"/>
-      <w:r>
-        <w:t>a is b)</w:t>
-      </w:r>
-    </w:p>
-    <w:p>
-      <w:r>
-        <w:t>Output:</w:t>
-      </w:r>
-    </w:p>
-    <w:p>
-      <w:r>
-        <w:t>True</w:t>
-      </w:r>
-    </w:p>
-    <w:p>
-      <w:r>
-        <w:t>False</w:t>
-      </w:r>
-    </w:p>
-    <w:p>
-      <w:r>
-        <w:t>Because:</w:t>
-      </w:r>
-    </w:p>
-    <w:p>
-      <w:r>
-        <w:t>a ───→ [1,2,3]</w:t>
-      </w:r>
-    </w:p>
-    <w:p/>
-    <w:p>
-      <w:r>
-        <w:t>b ───→ [1,2,3]</w:t>
-      </w:r>
-    </w:p>
-    <w:p>
-      <w:r>
-        <w:t>Two different objects contain the same values.</w:t>
-      </w:r>
-    </w:p>
-    <w:p>
-      <w:r>
-        <w:pict w14:anchorId="4C54D619">
-          <v:rect id="_x0000_i1482" style="width:0;height:1.5pt" o:hralign="center" o:hrstd="t" o:hr="t" fillcolor="#a0a0a0" stroked="f"/>
-        </w:pict>
-      </w:r>
-    </w:p>
-    <w:p>
-      <w:pPr>
-        <w:rPr>
-          <w:b/>
-          <w:bCs/>
-        </w:rPr>
-      </w:pPr>
-      <w:r>
-        <w:rPr>
-          <w:b/>
-          <w:bCs/>
-        </w:rPr>
-        <w:t>42. is</w:t>
-      </w:r>
-    </w:p>
-    <w:p>
-      <w:r>
-        <w:t>Example:</w:t>
-      </w:r>
-    </w:p>
-    <w:p>
-      <w:r>
-        <w:t>a = None</w:t>
-      </w:r>
-    </w:p>
-    <w:p/>
-    <w:p>
-      <w:proofErr w:type="gramStart"/>
-      <w:r>
-        <w:t>print(</w:t>
-      </w:r>
-      <w:proofErr w:type="gramEnd"/>
-      <w:r>
-        <w:t>a is None)</w:t>
-      </w:r>
-    </w:p>
-    <w:p>
-      <w:r>
-        <w:t>Output:</w:t>
-      </w:r>
-    </w:p>
-    <w:p>
-      <w:r>
-        <w:t>True</w:t>
-      </w:r>
-    </w:p>
-    <w:p>
-      <w:r>
-        <w:t>This is the standard Python style for checking None.</w:t>
-      </w:r>
-    </w:p>
-    <w:p>
-      <w:r>
-        <w:pict w14:anchorId="6DA6507A">
-          <v:rect id="_x0000_i1483" style="width:0;height:1.5pt" o:hralign="center" o:hrstd="t" o:hr="t" fillcolor="#a0a0a0" stroked="f"/>
-        </w:pict>
-      </w:r>
-    </w:p>
-    <w:p>
-      <w:pPr>
-        <w:rPr>
-          <w:b/>
-          <w:bCs/>
-        </w:rPr>
-      </w:pPr>
-      <w:r>
-        <w:rPr>
-          <w:b/>
-          <w:bCs/>
-        </w:rPr>
-        <w:lastRenderedPageBreak/>
-        <w:t>43. Operator Precedence</w:t>
-      </w:r>
-    </w:p>
-    <w:p>
-      <w:r>
-        <w:t>Consider:</w:t>
-      </w:r>
-    </w:p>
-    <w:p>
-      <w:r>
-        <w:t>result = 10 + 5 * 2</w:t>
-      </w:r>
-    </w:p>
-    <w:p>
-      <w:r>
-        <w:t>What is the answer?</w:t>
-      </w:r>
-    </w:p>
-    <w:p>
-      <w:r>
-        <w:t>Not:</w:t>
-      </w:r>
-    </w:p>
-    <w:p>
-      <w:r>
-        <w:t>30</w:t>
-      </w:r>
-    </w:p>
-    <w:p>
-      <w:r>
-        <w:t>Instead:</w:t>
-      </w:r>
-    </w:p>
-    <w:p>
-      <w:r>
-        <w:t>20</w:t>
-      </w:r>
-    </w:p>
-    <w:p>
-      <w:r>
-        <w:t>Because multiplication happens before addition.</w:t>
-      </w:r>
-    </w:p>
-    <w:p>
-      <w:r>
-        <w:t>10 + (5 * 2)</w:t>
-      </w:r>
-    </w:p>
-    <w:p>
-      <w:r>
-        <w:t>10 + 10</w:t>
-      </w:r>
-    </w:p>
-    <w:p>
-      <w:r>
-        <w:t>20</w:t>
-      </w:r>
-    </w:p>
-    <w:p>
-      <w:r>
-        <w:pict w14:anchorId="206A3888">
-          <v:rect id="_x0000_i1484" style="width:0;height:1.5pt" o:hralign="center" o:hrstd="t" o:hr="t" fillcolor="#a0a0a0" stroked="f"/>
-        </w:pict>
-      </w:r>
-    </w:p>
-    <w:p>
-      <w:pPr>
-        <w:rPr>
-          <w:b/>
-          <w:bCs/>
-        </w:rPr>
-      </w:pPr>
-      <w:r>
-        <w:rPr>
-          <w:b/>
-          <w:bCs/>
-        </w:rPr>
-        <w:t>44. Basic Precedence Order</w:t>
-      </w:r>
-    </w:p>
-    <w:p>
-      <w:r>
-        <w:t>A simplified order to remember:</w:t>
-      </w:r>
-    </w:p>
-    <w:p>
-      <w:r>
-        <w:t>()</w:t>
-      </w:r>
-    </w:p>
-    <w:p>
-      <w:r>
-        <w:t>**</w:t>
-      </w:r>
-    </w:p>
-    <w:p>
-      <w:r>
-        <w:t>+x, -x, ~x</w:t>
-      </w:r>
-    </w:p>
-    <w:p>
-      <w:r>
-        <w:t>*, /, //, %</w:t>
-      </w:r>
-    </w:p>
-    <w:p>
-      <w:r>
-        <w:t>+, -</w:t>
-      </w:r>
-    </w:p>
-    <w:p>
-      <w:r>
-        <w:t>&lt;&lt;, &gt;&gt;</w:t>
-      </w:r>
-    </w:p>
-    <w:p>
-      <w:r>
-        <w:t>&amp;</w:t>
-      </w:r>
-    </w:p>
-    <w:p>
-      <w:r>
-        <w:t>^</w:t>
-      </w:r>
-    </w:p>
-    <w:p>
-      <w:r>
-        <w:t>|</w:t>
-      </w:r>
-    </w:p>
-    <w:p>
-      <w:r>
-        <w:t>&lt;, &lt;=, &gt;, &gt;=, ==, !=</w:t>
-      </w:r>
-    </w:p>
-    <w:p>
-      <w:r>
-        <w:t>not</w:t>
-      </w:r>
-    </w:p>
-    <w:p>
-      <w:r>
-        <w:t>and</w:t>
-      </w:r>
-    </w:p>
-    <w:p>
-      <w:r>
-        <w:t>or</w:t>
-      </w:r>
-    </w:p>
-    <w:p>
-      <w:r>
-        <w:lastRenderedPageBreak/>
-        <w:t>You don't need to memorize every level immediately.</w:t>
-      </w:r>
-    </w:p>
-    <w:p>
-      <w:r>
-        <w:rPr>
-          <w:b/>
-          <w:bCs/>
-        </w:rPr>
-        <w:t>Use parentheses when clarity matters.</w:t>
-      </w:r>
-    </w:p>
-    <w:p>
-      <w:r>
-        <w:t>Instead of:</w:t>
-      </w:r>
-    </w:p>
-    <w:p>
-      <w:r>
-        <w:t>result = a + b * c - d</w:t>
-      </w:r>
-    </w:p>
-    <w:p>
-      <w:r>
-        <w:t>you can write:</w:t>
-      </w:r>
-    </w:p>
-    <w:p>
-      <w:r>
-        <w:t>result = a + (b * c) - d</w:t>
-      </w:r>
-    </w:p>
-    <w:p>
-      <w:r>
-        <w:pict w14:anchorId="26077593">
-          <v:rect id="_x0000_i1485" style="width:0;height:1.5pt" o:hralign="center" o:hrstd="t" o:hr="t" fillcolor="#a0a0a0" stroked="f"/>
-        </w:pict>
-      </w:r>
-    </w:p>
-    <w:p>
-      <w:pPr>
-        <w:rPr>
-          <w:b/>
-          <w:bCs/>
-        </w:rPr>
-      </w:pPr>
-      <w:r>
-        <w:rPr>
-          <w:b/>
-          <w:bCs/>
-        </w:rPr>
-        <w:t>45. Parentheses</w:t>
-      </w:r>
-    </w:p>
-    <w:p>
-      <w:r>
-        <w:t>Parentheses explicitly control evaluation.</w:t>
-      </w:r>
-    </w:p>
-    <w:p>
-      <w:r>
-        <w:t>result = (10 + 5) * 2</w:t>
-      </w:r>
-    </w:p>
-    <w:p>
-      <w:r>
-        <w:t>Output:</w:t>
-      </w:r>
-    </w:p>
-    <w:p>
-      <w:r>
-        <w:t>30</w:t>
-      </w:r>
-    </w:p>
-    <w:p>
-      <w:r>
-        <w:t>Without parentheses:</w:t>
-      </w:r>
-    </w:p>
-    <w:p>
-      <w:r>
-        <w:t>result = 10 + 5 * 2</w:t>
-      </w:r>
-    </w:p>
-    <w:p>
-      <w:r>
-        <w:t>Output:</w:t>
-      </w:r>
-    </w:p>
-    <w:p>
-      <w:r>
-        <w:t>20</w:t>
-      </w:r>
-    </w:p>
-    <w:p>
-      <w:r>
-        <w:pict w14:anchorId="07365CC7">
-          <v:rect id="_x0000_i1486" style="width:0;height:1.5pt" o:hralign="center" o:hrstd="t" o:hr="t" fillcolor="#a0a0a0" stroked="f"/>
-        </w:pict>
-      </w:r>
-    </w:p>
-    <w:p>
-      <w:pPr>
-        <w:rPr>
-          <w:b/>
-          <w:bCs/>
-        </w:rPr>
-      </w:pPr>
-      <w:r>
-        <w:rPr>
-          <w:b/>
-          <w:bCs/>
-        </w:rPr>
-        <w:t>46. Expressions with Multiple Operators</w:t>
-      </w:r>
-    </w:p>
-    <w:p>
-      <w:r>
-        <w:t>Consider:</w:t>
-      </w:r>
-    </w:p>
-    <w:p>
-      <w:r>
-        <w:t>a = 10</w:t>
-      </w:r>
-    </w:p>
-    <w:p>
-      <w:r>
-        <w:t>b = 20</w:t>
-      </w:r>
-    </w:p>
-    <w:p>
-      <w:r>
-        <w:t>c = 5</w:t>
-      </w:r>
-    </w:p>
-    <w:p/>
-    <w:p>
-      <w:r>
-        <w:t>result = a + b * c</w:t>
-      </w:r>
-    </w:p>
-    <w:p>
-      <w:r>
-        <w:t>Evaluation:</w:t>
-      </w:r>
-    </w:p>
-    <w:p>
-      <w:r>
-        <w:t>20 * 5 = 100</w:t>
-      </w:r>
-    </w:p>
-    <w:p>
-      <w:r>
-        <w:t>10 + 100 = 110</w:t>
-      </w:r>
-    </w:p>
-    <w:p>
-      <w:r>
-        <w:t>Result:</w:t>
-      </w:r>
-    </w:p>
-    <w:p>
-      <w:r>
-        <w:lastRenderedPageBreak/>
-        <w:t>110</w:t>
-      </w:r>
-    </w:p>
-    <w:p>
-      <w:r>
-        <w:pict w14:anchorId="4B91DFA3">
-          <v:rect id="_x0000_i1487" style="width:0;height:1.5pt" o:hralign="center" o:hrstd="t" o:hr="t" fillcolor="#a0a0a0" stroked="f"/>
-        </w:pict>
-      </w:r>
-    </w:p>
-    <w:p>
-      <w:pPr>
-        <w:rPr>
-          <w:b/>
-          <w:bCs/>
-        </w:rPr>
-      </w:pPr>
-      <w:r>
-        <w:rPr>
-          <w:b/>
-          <w:bCs/>
-        </w:rPr>
-        <w:t>47. Operator Overloading</w:t>
-      </w:r>
-    </w:p>
-    <w:p>
-      <w:r>
-        <w:t>Python operators can behave differently depending on the object's type.</w:t>
-      </w:r>
-    </w:p>
-    <w:p>
-      <w:r>
-        <w:t>For numbers:</w:t>
-      </w:r>
-    </w:p>
-    <w:p>
-      <w:r>
-        <w:t>10 + 20</w:t>
-      </w:r>
-    </w:p>
-    <w:p>
-      <w:r>
-        <w:t>means arithmetic addition.</w:t>
-      </w:r>
-    </w:p>
-    <w:p>
-      <w:r>
-        <w:t>For strings:</w:t>
-      </w:r>
-    </w:p>
-    <w:p>
-      <w:r>
-        <w:t>"Hello " + "Python"</w:t>
-      </w:r>
-    </w:p>
-    <w:p>
-      <w:r>
-        <w:t>means concatenation.</w:t>
-      </w:r>
-    </w:p>
-    <w:p>
-      <w:r>
-        <w:t>For lists:</w:t>
-      </w:r>
-    </w:p>
-    <w:p>
-      <w:r>
-        <w:t>[1, 2] + [3, 4]</w:t>
-      </w:r>
-    </w:p>
-    <w:p>
-      <w:r>
-        <w:t>means list concatenation.</w:t>
-      </w:r>
-    </w:p>
-    <w:p>
-      <w:r>
-        <w:t>Output:</w:t>
-      </w:r>
-    </w:p>
-    <w:p>
-      <w:r>
-        <w:t>[1, 2, 3, 4]</w:t>
-      </w:r>
-    </w:p>
-    <w:p>
-      <w:r>
-        <w:t>Later, when we study OOP, you'll see how Python's special methods such as __add_</w:t>
-      </w:r>
-      <w:proofErr w:type="gramStart"/>
-      <w:r>
-        <w:t>_(</w:t>
-      </w:r>
-      <w:proofErr w:type="gramEnd"/>
-      <w:r>
-        <w:t xml:space="preserve">) participate in operator </w:t>
-      </w:r>
+        <w:t>Eligible: True</w:t>
+      </w:r>
+    </w:p>
+    <w:p>
+      <w:r>
+        <w:t>Here:</w:t>
+      </w:r>
+    </w:p>
+    <w:p>
+      <w:r>
+        <w:t>age &gt;= 18</w:t>
+      </w:r>
+    </w:p>
+    <w:p>
+      <w:r>
+        <w:t xml:space="preserve">       ↓</w:t>
+      </w:r>
+    </w:p>
+    <w:p>
+      <w:r>
+        <w:t>experience &gt;= 3</w:t>
+      </w:r>
+    </w:p>
+    <w:p>
+      <w:r>
+        <w:t xml:space="preserve">       ↓</w:t>
+      </w:r>
+    </w:p>
+    <w:p>
       <w:proofErr w:type="spellStart"/>
       <w:r>
-        <w:t>behavior</w:t>
+        <w:t>is_active</w:t>
       </w:r>
       <w:proofErr w:type="spellEnd"/>
-      <w:r>
-        <w:t>.</w:t>
-      </w:r>
-    </w:p>
-    <w:p>
-      <w:r>
-        <w:pict w14:anchorId="363D4389">
-          <v:rect id="_x0000_i1488" style="width:0;height:1.5pt" o:hralign="center" o:hrstd="t" o:hr="t" fillcolor="#a0a0a0" stroked="f"/>
-        </w:pict>
-      </w:r>
-    </w:p>
-    <w:p>
-      <w:pPr>
-        <w:rPr>
-          <w:b/>
-          <w:bCs/>
-        </w:rPr>
-      </w:pPr>
-      <w:r>
-        <w:rPr>
-          <w:b/>
-          <w:bCs/>
-        </w:rPr>
-        <w:t>48. Important Python Feature — and / or Return Values</w:t>
-      </w:r>
-    </w:p>
-    <w:p>
-      <w:r>
-        <w:t>This is slightly more advanced.</w:t>
-      </w:r>
-    </w:p>
-    <w:p>
-      <w:r>
-        <w:t xml:space="preserve">Python's and </w:t>
-      </w:r>
-      <w:proofErr w:type="spellStart"/>
-      <w:r>
-        <w:t>and</w:t>
-      </w:r>
-      <w:proofErr w:type="spellEnd"/>
-      <w:r>
-        <w:t xml:space="preserve"> or don't necessarily return True or False; they return one of their operands.</w:t>
-      </w:r>
-    </w:p>
-    <w:p>
-      <w:r>
-        <w:t>Example:</w:t>
-      </w:r>
-    </w:p>
-    <w:p>
-      <w:r>
-        <w:t>result = 10 and 20</w:t>
-      </w:r>
-    </w:p>
-    <w:p/>
-    <w:p>
-      <w:r>
-        <w:t>print(result)</w:t>
-      </w:r>
-    </w:p>
-    <w:p>
-      <w:r>
-        <w:t>Output:</w:t>
-      </w:r>
-    </w:p>
-    <w:p>
-      <w:r>
-        <w:t>20</w:t>
-      </w:r>
-    </w:p>
-    <w:p>
-      <w:r>
-        <w:t>Another:</w:t>
-      </w:r>
-    </w:p>
-    <w:p>
-      <w:r>
-        <w:lastRenderedPageBreak/>
-        <w:t>result = 0 and 20</w:t>
-      </w:r>
-    </w:p>
-    <w:p/>
-    <w:p>
-      <w:r>
-        <w:t>print(result)</w:t>
-      </w:r>
-    </w:p>
-    <w:p>
-      <w:r>
-        <w:t>Output:</w:t>
-      </w:r>
-    </w:p>
-    <w:p>
-      <w:r>
-        <w:t>0</w:t>
-      </w:r>
-    </w:p>
-    <w:p>
-      <w:r>
-        <w:t>For or:</w:t>
-      </w:r>
-    </w:p>
-    <w:p>
-      <w:r>
-        <w:t>result = 0 or 20</w:t>
-      </w:r>
-    </w:p>
-    <w:p/>
-    <w:p>
-      <w:r>
-        <w:t>print(result)</w:t>
-      </w:r>
-    </w:p>
-    <w:p>
-      <w:r>
-        <w:t>Output:</w:t>
-      </w:r>
-    </w:p>
-    <w:p>
-      <w:r>
-        <w:t>20</w:t>
-      </w:r>
-    </w:p>
-    <w:p>
-      <w:r>
-        <w:t xml:space="preserve">This </w:t>
-      </w:r>
-      <w:proofErr w:type="spellStart"/>
-      <w:r>
-        <w:t>behavior</w:t>
-      </w:r>
-      <w:proofErr w:type="spellEnd"/>
-      <w:r>
-        <w:t xml:space="preserve"> is heavily used in Python code, but don't confuse it with Java's </w:t>
-      </w:r>
-      <w:proofErr w:type="spellStart"/>
-      <w:r>
-        <w:t>boolean</w:t>
-      </w:r>
-      <w:proofErr w:type="spellEnd"/>
-      <w:r>
-        <w:t>-only &amp;&amp; and ||.</w:t>
-      </w:r>
-    </w:p>
-    <w:p>
-      <w:r>
-        <w:pict w14:anchorId="6754B802">
-          <v:rect id="_x0000_i1489" style="width:0;height:1.5pt" o:hralign="center" o:hrstd="t" o:hr="t" fillcolor="#a0a0a0" stroked="f"/>
-        </w:pict>
-      </w:r>
-    </w:p>
-    <w:p>
-      <w:pPr>
-        <w:rPr>
-          <w:b/>
-          <w:bCs/>
-        </w:rPr>
-      </w:pPr>
-      <w:r>
-        <w:rPr>
-          <w:b/>
-          <w:bCs/>
-        </w:rPr>
-        <w:t>49. Practical Example — Employee Eligibility</w:t>
-      </w:r>
-    </w:p>
-    <w:p>
-      <w:r>
-        <w:t>age = 30</w:t>
-      </w:r>
-    </w:p>
-    <w:p>
-      <w:r>
-        <w:t>experience = 5</w:t>
-      </w:r>
-    </w:p>
-    <w:p>
-      <w:proofErr w:type="spellStart"/>
-      <w:r>
-        <w:t>is_active</w:t>
-      </w:r>
-      <w:proofErr w:type="spellEnd"/>
-      <w:r>
-        <w:t xml:space="preserve"> = True</w:t>
-      </w:r>
-    </w:p>
-    <w:p/>
-    <w:p>
-      <w:r>
-        <w:t xml:space="preserve">eligible = age &gt;= 18 and experience &gt;= 3 and </w:t>
-      </w:r>
-      <w:proofErr w:type="spellStart"/>
-      <w:r>
-        <w:t>is_active</w:t>
-      </w:r>
-      <w:proofErr w:type="spellEnd"/>
-    </w:p>
-    <w:p/>
-    <w:p>
-      <w:proofErr w:type="gramStart"/>
-      <w:r>
-        <w:t>print(</w:t>
-      </w:r>
-      <w:proofErr w:type="gramEnd"/>
-      <w:r>
-        <w:t>"Eligible:", eligible)</w:t>
-      </w:r>
-    </w:p>
-    <w:p>
-      <w:r>
-        <w:t>Output:</w:t>
-      </w:r>
-    </w:p>
-    <w:p>
-      <w:r>
-        <w:t>Eligible: True</w:t>
-      </w:r>
-    </w:p>
-    <w:p>
-      <w:r>
-        <w:t>Here:</w:t>
-      </w:r>
-    </w:p>
-    <w:p>
-      <w:r>
-        <w:t>age &gt;= 18</w:t>
-      </w:r>
     </w:p>
     <w:p>
       <w:r>
@@ -4773,7 +4778,7 @@
     </w:p>
     <w:p>
       <w:r>
-        <w:t>experience &gt;= 3</w:t>
+        <w:t>AND</w:t>
       </w:r>
     </w:p>
     <w:p>
@@ -4783,36 +4788,133 @@
       </w:r>
     </w:p>
     <w:p>
+      <w:r>
+        <w:t>True</w:t>
+      </w:r>
+    </w:p>
+    <w:p>
+      <w:r>
+        <w:pict w14:anchorId="38240B61">
+          <v:rect id="_x0000_i1076" style="width:0;height:1.5pt" o:hralign="center" o:hrstd="t" o:hr="t" fillcolor="#a0a0a0" stroked="f"/>
+        </w:pict>
+      </w:r>
+    </w:p>
+    <w:p>
+      <w:pPr>
+        <w:rPr>
+          <w:b/>
+          <w:bCs/>
+        </w:rPr>
+      </w:pPr>
+      <w:r>
+        <w:rPr>
+          <w:b/>
+          <w:bCs/>
+        </w:rPr>
+        <w:t>50. Practical Example — Login</w:t>
+      </w:r>
+    </w:p>
+    <w:p>
+      <w:r>
+        <w:t>username = "admin"</w:t>
+      </w:r>
+    </w:p>
+    <w:p>
+      <w:r>
+        <w:t>password = "admin123"</w:t>
+      </w:r>
+    </w:p>
+    <w:p/>
+    <w:p>
       <w:proofErr w:type="spellStart"/>
       <w:r>
-        <w:t>is_active</w:t>
+        <w:t>valid_username</w:t>
       </w:r>
       <w:proofErr w:type="spellEnd"/>
-    </w:p>
-    <w:p>
-      <w:r>
-        <w:t xml:space="preserve">       ↓</w:t>
-      </w:r>
-    </w:p>
-    <w:p>
-      <w:r>
-        <w:t>AND</w:t>
-      </w:r>
-    </w:p>
-    <w:p>
-      <w:r>
-        <w:t xml:space="preserve">       ↓</w:t>
-      </w:r>
-    </w:p>
-    <w:p>
-      <w:r>
-        <w:t>True</w:t>
-      </w:r>
-    </w:p>
-    <w:p>
-      <w:r>
-        <w:pict w14:anchorId="38240B61">
-          <v:rect id="_x0000_i1490" style="width:0;height:1.5pt" o:hralign="center" o:hrstd="t" o:hr="t" fillcolor="#a0a0a0" stroked="f"/>
+      <w:r>
+        <w:t xml:space="preserve"> = username == "admin"</w:t>
+      </w:r>
+    </w:p>
+    <w:p>
+      <w:proofErr w:type="spellStart"/>
+      <w:r>
+        <w:t>valid_password</w:t>
+      </w:r>
+      <w:proofErr w:type="spellEnd"/>
+      <w:r>
+        <w:t xml:space="preserve"> = password == "admin123"</w:t>
+      </w:r>
+    </w:p>
+    <w:p/>
+    <w:p>
+      <w:proofErr w:type="spellStart"/>
+      <w:r>
+        <w:t>login_success</w:t>
+      </w:r>
+      <w:proofErr w:type="spellEnd"/>
+      <w:r>
+        <w:t xml:space="preserve"> = </w:t>
+      </w:r>
+      <w:proofErr w:type="spellStart"/>
+      <w:r>
+        <w:t>valid_username</w:t>
+      </w:r>
+      <w:proofErr w:type="spellEnd"/>
+      <w:r>
+        <w:t xml:space="preserve"> and </w:t>
+      </w:r>
+      <w:proofErr w:type="spellStart"/>
+      <w:r>
+        <w:t>valid_password</w:t>
+      </w:r>
+      <w:proofErr w:type="spellEnd"/>
+    </w:p>
+    <w:p/>
+    <w:p>
+      <w:proofErr w:type="gramStart"/>
+      <w:r>
+        <w:t>print(</w:t>
+      </w:r>
+      <w:proofErr w:type="gramEnd"/>
+      <w:r>
+        <w:t xml:space="preserve">"Login successful:", </w:t>
+      </w:r>
+      <w:proofErr w:type="spellStart"/>
+      <w:r>
+        <w:t>login_success</w:t>
+      </w:r>
+      <w:proofErr w:type="spellEnd"/>
+      <w:r>
+        <w:t>)</w:t>
+      </w:r>
+    </w:p>
+    <w:p>
+      <w:r>
+        <w:t>Output:</w:t>
+      </w:r>
+    </w:p>
+    <w:p>
+      <w:r>
+        <w:t>Login successful: True</w:t>
+      </w:r>
+    </w:p>
+    <w:p>
+      <w:r>
+        <w:t xml:space="preserve">Later we'll build a proper authentication example using functions and </w:t>
+      </w:r>
+      <w:proofErr w:type="spellStart"/>
+      <w:r>
+        <w:t>FastAPI</w:t>
+      </w:r>
+      <w:proofErr w:type="spellEnd"/>
+      <w:r>
+        <w:t>.</w:t>
+      </w:r>
+    </w:p>
+    <w:p>
+      <w:r>
+        <w:pict w14:anchorId="59D55C3B">
+          <v:rect id="_x0000_i1077" style="width:0;height:1.5pt" o:hralign="center" o:hrstd="t" o:hr="t" fillcolor="#a0a0a0" stroked="f"/>
         </w:pict>
       </w:r>
     </w:p>
@@ -4828,45 +4930,117 @@
           <w:b/>
           <w:bCs/>
         </w:rPr>
-        <w:t>50. Practical Example — Login</w:t>
-      </w:r>
-    </w:p>
-    <w:p>
-      <w:r>
-        <w:t>username = "admin"</w:t>
-      </w:r>
-    </w:p>
-    <w:p>
-      <w:r>
-        <w:t>password = "admin123"</w:t>
+        <w:t>51. Practical Example — Even or Odd</w:t>
+      </w:r>
+    </w:p>
+    <w:p>
+      <w:r>
+        <w:t xml:space="preserve">number = </w:t>
+      </w:r>
+      <w:proofErr w:type="gramStart"/>
+      <w:r>
+        <w:t>int(input(</w:t>
+      </w:r>
+      <w:proofErr w:type="gramEnd"/>
+      <w:r>
+        <w:t>"Enter number: "))</w:t>
       </w:r>
     </w:p>
     <w:p/>
     <w:p>
+      <w:r>
+        <w:t>if number % 2 == 0:</w:t>
+      </w:r>
+    </w:p>
+    <w:p>
+      <w:r>
+        <w:t xml:space="preserve">    print("Even")</w:t>
+      </w:r>
+    </w:p>
+    <w:p>
+      <w:r>
+        <w:t>else:</w:t>
+      </w:r>
+    </w:p>
+    <w:p>
+      <w:r>
+        <w:t xml:space="preserve">    print("Odd")</w:t>
+      </w:r>
+    </w:p>
+    <w:p>
+      <w:r>
+        <w:t>Here we're already combining operators with conditional statements.</w:t>
+      </w:r>
+    </w:p>
+    <w:p>
+      <w:r>
+        <w:t>We'll study if/</w:t>
+      </w:r>
       <w:proofErr w:type="spellStart"/>
       <w:r>
-        <w:t>valid_username</w:t>
+        <w:t>elif</w:t>
       </w:r>
       <w:proofErr w:type="spellEnd"/>
       <w:r>
-        <w:t xml:space="preserve"> = username == "admin"</w:t>
+        <w:t xml:space="preserve">/else deeply in </w:t>
+      </w:r>
+      <w:r>
+        <w:rPr>
+          <w:b/>
+          <w:bCs/>
+        </w:rPr>
+        <w:t>Lesson 4</w:t>
+      </w:r>
+      <w:r>
+        <w:t>.</w:t>
+      </w:r>
+    </w:p>
+    <w:p>
+      <w:r>
+        <w:pict w14:anchorId="69403506">
+          <v:rect id="_x0000_i1078" style="width:0;height:1.5pt" o:hralign="center" o:hrstd="t" o:hr="t" fillcolor="#a0a0a0" stroked="f"/>
+        </w:pict>
+      </w:r>
+    </w:p>
+    <w:p>
+      <w:pPr>
+        <w:rPr>
+          <w:b/>
+          <w:bCs/>
+        </w:rPr>
+      </w:pPr>
+      <w:r>
+        <w:rPr>
+          <w:b/>
+          <w:bCs/>
+        </w:rPr>
+        <w:t>52. Practical Example — Salary Calculation</w:t>
       </w:r>
     </w:p>
     <w:p>
       <w:proofErr w:type="spellStart"/>
       <w:r>
-        <w:t>valid_password</w:t>
+        <w:lastRenderedPageBreak/>
+        <w:t>monthly_salary</w:t>
       </w:r>
       <w:proofErr w:type="spellEnd"/>
       <w:r>
-        <w:t xml:space="preserve"> = password == "admin123"</w:t>
+        <w:t xml:space="preserve"> = </w:t>
+      </w:r>
+      <w:proofErr w:type="gramStart"/>
+      <w:r>
+        <w:t>float(input(</w:t>
+      </w:r>
+      <w:proofErr w:type="gramEnd"/>
+      <w:r>
+        <w:t>"Enter monthly salary: "))</w:t>
       </w:r>
     </w:p>
     <w:p/>
     <w:p>
       <w:proofErr w:type="spellStart"/>
       <w:r>
-        <w:t>login_success</w:t>
+        <w:t>annual_salary</w:t>
       </w:r>
       <w:proofErr w:type="spellEnd"/>
       <w:r>
@@ -4874,19 +5048,32 @@
       </w:r>
       <w:proofErr w:type="spellStart"/>
       <w:r>
-        <w:t>valid_username</w:t>
+        <w:t>monthly_salary</w:t>
       </w:r>
       <w:proofErr w:type="spellEnd"/>
       <w:r>
-        <w:t xml:space="preserve"> and </w:t>
+        <w:t xml:space="preserve"> * 12</w:t>
+      </w:r>
+    </w:p>
+    <w:p/>
+    <w:p>
+      <w:proofErr w:type="gramStart"/>
+      <w:r>
+        <w:t>print(</w:t>
+      </w:r>
+      <w:proofErr w:type="gramEnd"/>
+      <w:r>
+        <w:t xml:space="preserve">"Monthly Salary:", </w:t>
       </w:r>
       <w:proofErr w:type="spellStart"/>
       <w:r>
-        <w:t>valid_password</w:t>
+        <w:t>monthly_salary</w:t>
       </w:r>
       <w:proofErr w:type="spellEnd"/>
-    </w:p>
-    <w:p/>
+      <w:r>
+        <w:t>)</w:t>
+      </w:r>
+    </w:p>
     <w:p>
       <w:proofErr w:type="gramStart"/>
       <w:r>
@@ -4894,11 +5081,11 @@
       </w:r>
       <w:proofErr w:type="gramEnd"/>
       <w:r>
-        <w:t xml:space="preserve">"Login successful:", </w:t>
+        <w:t xml:space="preserve">"Annual Salary:", </w:t>
       </w:r>
       <w:proofErr w:type="spellStart"/>
       <w:r>
-        <w:t>login_success</w:t>
+        <w:t>annual_salary</w:t>
       </w:r>
       <w:proofErr w:type="spellEnd"/>
       <w:r>
@@ -4907,212 +5094,8 @@
     </w:p>
     <w:p>
       <w:r>
-        <w:t>Output:</w:t>
-      </w:r>
-    </w:p>
-    <w:p>
-      <w:r>
-        <w:t>Login successful: True</w:t>
-      </w:r>
-    </w:p>
-    <w:p>
-      <w:r>
-        <w:t xml:space="preserve">Later we'll build a proper authentication example using functions and </w:t>
-      </w:r>
-      <w:proofErr w:type="spellStart"/>
-      <w:r>
-        <w:t>FastAPI</w:t>
-      </w:r>
-      <w:proofErr w:type="spellEnd"/>
-      <w:r>
-        <w:t>.</w:t>
-      </w:r>
-    </w:p>
-    <w:p>
-      <w:r>
-        <w:pict w14:anchorId="59D55C3B">
-          <v:rect id="_x0000_i1491" style="width:0;height:1.5pt" o:hralign="center" o:hrstd="t" o:hr="t" fillcolor="#a0a0a0" stroked="f"/>
-        </w:pict>
-      </w:r>
-    </w:p>
-    <w:p>
-      <w:pPr>
-        <w:rPr>
-          <w:b/>
-          <w:bCs/>
-        </w:rPr>
-      </w:pPr>
-      <w:r>
-        <w:rPr>
-          <w:b/>
-          <w:bCs/>
-        </w:rPr>
-        <w:t>51. Practical Example — Even or Odd</w:t>
-      </w:r>
-    </w:p>
-    <w:p>
-      <w:r>
-        <w:t xml:space="preserve">number = </w:t>
-      </w:r>
-      <w:proofErr w:type="gramStart"/>
-      <w:r>
-        <w:t>int(input(</w:t>
-      </w:r>
-      <w:proofErr w:type="gramEnd"/>
-      <w:r>
-        <w:t>"Enter number: "))</w:t>
-      </w:r>
-    </w:p>
-    <w:p/>
-    <w:p>
-      <w:r>
-        <w:t>if number % 2 == 0:</w:t>
-      </w:r>
-    </w:p>
-    <w:p>
-      <w:r>
-        <w:t xml:space="preserve">    print("Even")</w:t>
-      </w:r>
-    </w:p>
-    <w:p>
-      <w:r>
-        <w:t>else:</w:t>
-      </w:r>
-    </w:p>
-    <w:p>
-      <w:r>
-        <w:t xml:space="preserve">    print("Odd")</w:t>
-      </w:r>
-    </w:p>
-    <w:p>
-      <w:r>
-        <w:lastRenderedPageBreak/>
-        <w:t>Here we're already combining operators with conditional statements.</w:t>
-      </w:r>
-    </w:p>
-    <w:p>
-      <w:r>
-        <w:t>We'll study if/</w:t>
-      </w:r>
-      <w:proofErr w:type="spellStart"/>
-      <w:r>
-        <w:t>elif</w:t>
-      </w:r>
-      <w:proofErr w:type="spellEnd"/>
-      <w:r>
-        <w:t xml:space="preserve">/else deeply in </w:t>
-      </w:r>
-      <w:r>
-        <w:rPr>
-          <w:b/>
-          <w:bCs/>
-        </w:rPr>
-        <w:t>Lesson 4</w:t>
-      </w:r>
-      <w:r>
-        <w:t>.</w:t>
-      </w:r>
-    </w:p>
-    <w:p>
-      <w:r>
-        <w:pict w14:anchorId="69403506">
-          <v:rect id="_x0000_i1492" style="width:0;height:1.5pt" o:hralign="center" o:hrstd="t" o:hr="t" fillcolor="#a0a0a0" stroked="f"/>
-        </w:pict>
-      </w:r>
-    </w:p>
-    <w:p>
-      <w:pPr>
-        <w:rPr>
-          <w:b/>
-          <w:bCs/>
-        </w:rPr>
-      </w:pPr>
-      <w:r>
-        <w:rPr>
-          <w:b/>
-          <w:bCs/>
-        </w:rPr>
-        <w:t>52. Practical Example — Salary Calculation</w:t>
-      </w:r>
-    </w:p>
-    <w:p>
-      <w:proofErr w:type="spellStart"/>
-      <w:r>
-        <w:t>monthly_salary</w:t>
-      </w:r>
-      <w:proofErr w:type="spellEnd"/>
-      <w:r>
-        <w:t xml:space="preserve"> = </w:t>
-      </w:r>
-      <w:proofErr w:type="gramStart"/>
-      <w:r>
-        <w:t>float(input(</w:t>
-      </w:r>
-      <w:proofErr w:type="gramEnd"/>
-      <w:r>
-        <w:t>"Enter monthly salary: "))</w:t>
-      </w:r>
-    </w:p>
-    <w:p/>
-    <w:p>
-      <w:proofErr w:type="spellStart"/>
-      <w:r>
-        <w:t>annual_salary</w:t>
-      </w:r>
-      <w:proofErr w:type="spellEnd"/>
-      <w:r>
-        <w:t xml:space="preserve"> = </w:t>
-      </w:r>
-      <w:proofErr w:type="spellStart"/>
-      <w:r>
-        <w:t>monthly_salary</w:t>
-      </w:r>
-      <w:proofErr w:type="spellEnd"/>
-      <w:r>
-        <w:t xml:space="preserve"> * 12</w:t>
-      </w:r>
-    </w:p>
-    <w:p/>
-    <w:p>
-      <w:proofErr w:type="gramStart"/>
-      <w:r>
-        <w:t>print(</w:t>
-      </w:r>
-      <w:proofErr w:type="gramEnd"/>
-      <w:r>
-        <w:t xml:space="preserve">"Monthly Salary:", </w:t>
-      </w:r>
-      <w:proofErr w:type="spellStart"/>
-      <w:r>
-        <w:t>monthly_salary</w:t>
-      </w:r>
-      <w:proofErr w:type="spellEnd"/>
-      <w:r>
-        <w:t>)</w:t>
-      </w:r>
-    </w:p>
-    <w:p>
-      <w:proofErr w:type="gramStart"/>
-      <w:r>
-        <w:t>print(</w:t>
-      </w:r>
-      <w:proofErr w:type="gramEnd"/>
-      <w:r>
-        <w:t xml:space="preserve">"Annual Salary:", </w:t>
-      </w:r>
-      <w:proofErr w:type="spellStart"/>
-      <w:r>
-        <w:t>annual_salary</w:t>
-      </w:r>
-      <w:proofErr w:type="spellEnd"/>
-      <w:r>
-        <w:t>)</w:t>
-      </w:r>
-    </w:p>
-    <w:p>
-      <w:r>
         <w:pict w14:anchorId="5F3F0F1B">
-          <v:rect id="_x0000_i1493" style="width:0;height:1.5pt" o:hralign="center" o:hrstd="t" o:hr="t" fillcolor="#a0a0a0" stroked="f"/>
+          <v:rect id="_x0000_i1079" style="width:0;height:1.5pt" o:hralign="center" o:hrstd="t" o:hr="t" fillcolor="#a0a0a0" stroked="f"/>
         </w:pict>
       </w:r>
     </w:p>
@@ -5770,9 +5753,8 @@
     </w:tbl>
     <w:p>
       <w:r>
-        <w:lastRenderedPageBreak/>
         <w:pict w14:anchorId="1133562E">
-          <v:rect id="_x0000_i1494" style="width:0;height:1.5pt" o:hralign="center" o:hrstd="t" o:hr="t" fillcolor="#a0a0a0" stroked="f"/>
+          <v:rect id="_x0000_i1080" style="width:0;height:1.5pt" o:hralign="center" o:hrstd="t" o:hr="t" fillcolor="#a0a0a0" stroked="f"/>
         </w:pict>
       </w:r>
     </w:p>
@@ -5890,7 +5872,7 @@
     <w:p>
       <w:r>
         <w:pict w14:anchorId="797DCE3E">
-          <v:rect id="_x0000_i1495" style="width:0;height:1.5pt" o:hralign="center" o:hrstd="t" o:hr="t" fillcolor="#a0a0a0" stroked="f"/>
+          <v:rect id="_x0000_i1081" style="width:0;height:1.5pt" o:hralign="center" o:hrstd="t" o:hr="t" fillcolor="#a0a0a0" stroked="f"/>
         </w:pict>
       </w:r>
     </w:p>
@@ -5951,27 +5933,27 @@
     </w:p>
     <w:p>
       <w:r>
+        <w:t>Subtraction</w:t>
+      </w:r>
+    </w:p>
+    <w:p>
+      <w:r>
+        <w:t>Multiplication</w:t>
+      </w:r>
+    </w:p>
+    <w:p>
+      <w:r>
+        <w:t>Division</w:t>
+      </w:r>
+    </w:p>
+    <w:p>
+      <w:r>
+        <w:t>Floor Division</w:t>
+      </w:r>
+    </w:p>
+    <w:p>
+      <w:r>
         <w:lastRenderedPageBreak/>
-        <w:t>Subtraction</w:t>
-      </w:r>
-    </w:p>
-    <w:p>
-      <w:r>
-        <w:t>Multiplication</w:t>
-      </w:r>
-    </w:p>
-    <w:p>
-      <w:r>
-        <w:t>Division</w:t>
-      </w:r>
-    </w:p>
-    <w:p>
-      <w:r>
-        <w:t>Floor Division</w:t>
-      </w:r>
-    </w:p>
-    <w:p>
-      <w:r>
         <w:t>Remainder</w:t>
       </w:r>
     </w:p>
@@ -5983,7 +5965,7 @@
     <w:p>
       <w:r>
         <w:pict w14:anchorId="6A5E0ED1">
-          <v:rect id="_x0000_i1496" style="width:0;height:1.5pt" o:hralign="center" o:hrstd="t" o:hr="t" fillcolor="#a0a0a0" stroked="f"/>
+          <v:rect id="_x0000_i1082" style="width:0;height:1.5pt" o:hralign="center" o:hrstd="t" o:hr="t" fillcolor="#a0a0a0" stroked="f"/>
         </w:pict>
       </w:r>
     </w:p>
@@ -6025,7 +6007,7 @@
     <w:p>
       <w:r>
         <w:pict w14:anchorId="356B5027">
-          <v:rect id="_x0000_i1497" style="width:0;height:1.5pt" o:hralign="center" o:hrstd="t" o:hr="t" fillcolor="#a0a0a0" stroked="f"/>
+          <v:rect id="_x0000_i1083" style="width:0;height:1.5pt" o:hralign="center" o:hrstd="t" o:hr="t" fillcolor="#a0a0a0" stroked="f"/>
         </w:pict>
       </w:r>
     </w:p>
@@ -6102,7 +6084,7 @@
     <w:p>
       <w:r>
         <w:pict w14:anchorId="70EEB50B">
-          <v:rect id="_x0000_i1498" style="width:0;height:1.5pt" o:hralign="center" o:hrstd="t" o:hr="t" fillcolor="#a0a0a0" stroked="f"/>
+          <v:rect id="_x0000_i1084" style="width:0;height:1.5pt" o:hralign="center" o:hrstd="t" o:hr="t" fillcolor="#a0a0a0" stroked="f"/>
         </w:pict>
       </w:r>
     </w:p>
@@ -6133,27 +6115,27 @@
     </w:p>
     <w:p>
       <w:r>
+        <w:t>experience</w:t>
+      </w:r>
+    </w:p>
+    <w:p>
+      <w:r>
+        <w:t>An employee is eligible if:</w:t>
+      </w:r>
+    </w:p>
+    <w:p>
+      <w:r>
+        <w:t>age &gt;= 18</w:t>
+      </w:r>
+    </w:p>
+    <w:p>
+      <w:r>
+        <w:t>AND</w:t>
+      </w:r>
+    </w:p>
+    <w:p>
+      <w:r>
         <w:lastRenderedPageBreak/>
-        <w:t>experience</w:t>
-      </w:r>
-    </w:p>
-    <w:p>
-      <w:r>
-        <w:t>An employee is eligible if:</w:t>
-      </w:r>
-    </w:p>
-    <w:p>
-      <w:r>
-        <w:t>age &gt;= 18</w:t>
-      </w:r>
-    </w:p>
-    <w:p>
-      <w:r>
-        <w:t>AND</w:t>
-      </w:r>
-    </w:p>
-    <w:p>
-      <w:r>
         <w:t>experience &gt;= 2</w:t>
       </w:r>
     </w:p>
@@ -6165,7 +6147,7 @@
     <w:p>
       <w:r>
         <w:pict w14:anchorId="10A44EC6">
-          <v:rect id="_x0000_i1499" style="width:0;height:1.5pt" o:hralign="center" o:hrstd="t" o:hr="t" fillcolor="#a0a0a0" stroked="f"/>
+          <v:rect id="_x0000_i1085" style="width:0;height:1.5pt" o:hralign="center" o:hrstd="t" o:hr="t" fillcolor="#a0a0a0" stroked="f"/>
         </w:pict>
       </w:r>
     </w:p>
@@ -6222,7 +6204,7 @@
     <w:p>
       <w:r>
         <w:pict w14:anchorId="0A6ECB70">
-          <v:rect id="_x0000_i1500" style="width:0;height:1.5pt" o:hralign="center" o:hrstd="t" o:hr="t" fillcolor="#a0a0a0" stroked="f"/>
+          <v:rect id="_x0000_i1086" style="width:0;height:1.5pt" o:hralign="center" o:hrstd="t" o:hr="t" fillcolor="#a0a0a0" stroked="f"/>
         </w:pict>
       </w:r>
     </w:p>
@@ -6305,7 +6287,7 @@
     <w:p>
       <w:r>
         <w:pict w14:anchorId="577F426E">
-          <v:rect id="_x0000_i1501" style="width:0;height:1.5pt" o:hralign="center" o:hrstd="t" o:hr="t" fillcolor="#a0a0a0" stroked="f"/>
+          <v:rect id="_x0000_i1087" style="width:0;height:1.5pt" o:hralign="center" o:hrstd="t" o:hr="t" fillcolor="#a0a0a0" stroked="f"/>
         </w:pict>
       </w:r>
     </w:p>
@@ -6336,9 +6318,94 @@
     </w:p>
     <w:p>
       <w:r>
+        <w:pict w14:anchorId="48245F63">
+          <v:rect id="_x0000_i1088" style="width:0;height:1.5pt" o:hralign="center" o:hrstd="t" o:hr="t" fillcolor="#a0a0a0" stroked="f"/>
+        </w:pict>
+      </w:r>
+    </w:p>
+    <w:p>
+      <w:pPr>
+        <w:rPr>
+          <w:b/>
+          <w:bCs/>
+        </w:rPr>
+      </w:pPr>
+      <w:r>
+        <w:rPr>
+          <w:b/>
+          <w:bCs/>
+        </w:rPr>
+        <w:t>Question 3</w:t>
+      </w:r>
+    </w:p>
+    <w:p>
+      <w:proofErr w:type="gramStart"/>
+      <w:r>
+        <w:t>print(</w:t>
+      </w:r>
+      <w:proofErr w:type="gramEnd"/>
+      <w:r>
+        <w:t>(10 + 5) * 2)</w:t>
+      </w:r>
+    </w:p>
+    <w:p>
+      <w:r>
+        <w:pict w14:anchorId="366C223F">
+          <v:rect id="_x0000_i1089" style="width:0;height:1.5pt" o:hralign="center" o:hrstd="t" o:hr="t" fillcolor="#a0a0a0" stroked="f"/>
+        </w:pict>
+      </w:r>
+    </w:p>
+    <w:p>
+      <w:pPr>
+        <w:rPr>
+          <w:b/>
+          <w:bCs/>
+        </w:rPr>
+      </w:pPr>
+      <w:r>
+        <w:rPr>
+          <w:b/>
+          <w:bCs/>
+        </w:rPr>
         <w:lastRenderedPageBreak/>
-        <w:pict w14:anchorId="48245F63">
-          <v:rect id="_x0000_i1502" style="width:0;height:1.5pt" o:hralign="center" o:hrstd="t" o:hr="t" fillcolor="#a0a0a0" stroked="f"/>
+        <w:t>Question 4</w:t>
+      </w:r>
+    </w:p>
+    <w:p>
+      <w:r>
+        <w:t>a = [1, 2]</w:t>
+      </w:r>
+    </w:p>
+    <w:p>
+      <w:r>
+        <w:t>b = [1, 2]</w:t>
+      </w:r>
+    </w:p>
+    <w:p/>
+    <w:p>
+      <w:proofErr w:type="gramStart"/>
+      <w:r>
+        <w:t>print(</w:t>
+      </w:r>
+      <w:proofErr w:type="gramEnd"/>
+      <w:r>
+        <w:t>a == b)</w:t>
+      </w:r>
+    </w:p>
+    <w:p>
+      <w:proofErr w:type="gramStart"/>
+      <w:r>
+        <w:t>print(</w:t>
+      </w:r>
+      <w:proofErr w:type="gramEnd"/>
+      <w:r>
+        <w:t>a is b)</w:t>
+      </w:r>
+    </w:p>
+    <w:p>
+      <w:r>
+        <w:pict w14:anchorId="6D6A9716">
+          <v:rect id="_x0000_i1090" style="width:0;height:1.5pt" o:hralign="center" o:hrstd="t" o:hr="t" fillcolor="#a0a0a0" stroked="f"/>
         </w:pict>
       </w:r>
     </w:p>
@@ -6354,7 +6421,7 @@
           <w:b/>
           <w:bCs/>
         </w:rPr>
-        <w:t>Question 3</w:t>
+        <w:t>Question 5</w:t>
       </w:r>
     </w:p>
     <w:p>
@@ -6364,13 +6431,13 @@
       </w:r>
       <w:proofErr w:type="gramEnd"/>
       <w:r>
-        <w:t>(10 + 5) * 2)</w:t>
-      </w:r>
-    </w:p>
-    <w:p>
-      <w:r>
-        <w:pict w14:anchorId="366C223F">
-          <v:rect id="_x0000_i1503" style="width:0;height:1.5pt" o:hralign="center" o:hrstd="t" o:hr="t" fillcolor="#a0a0a0" stroked="f"/>
+        <w:t>10 &gt; 5 and 20 &gt; 10)</w:t>
+      </w:r>
+    </w:p>
+    <w:p>
+      <w:r>
+        <w:pict w14:anchorId="2D331CC8">
+          <v:rect id="_x0000_i1091" style="width:0;height:1.5pt" o:hralign="center" o:hrstd="t" o:hr="t" fillcolor="#a0a0a0" stroked="f"/>
         </w:pict>
       </w:r>
     </w:p>
@@ -6386,20 +6453,9 @@
           <w:b/>
           <w:bCs/>
         </w:rPr>
-        <w:t>Question 4</w:t>
-      </w:r>
-    </w:p>
-    <w:p>
-      <w:r>
-        <w:t>a = [1, 2]</w:t>
-      </w:r>
-    </w:p>
-    <w:p>
-      <w:r>
-        <w:t>b = [1, 2]</w:t>
-      </w:r>
-    </w:p>
-    <w:p/>
+        <w:t>Question 6</w:t>
+      </w:r>
+    </w:p>
     <w:p>
       <w:proofErr w:type="gramStart"/>
       <w:r>
@@ -6407,7 +6463,29 @@
       </w:r>
       <w:proofErr w:type="gramEnd"/>
       <w:r>
-        <w:t>a == b)</w:t>
+        <w:t>10 &gt; 20 or 30 &gt; 20)</w:t>
+      </w:r>
+    </w:p>
+    <w:p>
+      <w:r>
+        <w:pict w14:anchorId="1CE3ECD1">
+          <v:rect id="_x0000_i1092" style="width:0;height:1.5pt" o:hralign="center" o:hrstd="t" o:hr="t" fillcolor="#a0a0a0" stroked="f"/>
+        </w:pict>
+      </w:r>
+    </w:p>
+    <w:p>
+      <w:pPr>
+        <w:rPr>
+          <w:b/>
+          <w:bCs/>
+        </w:rPr>
+      </w:pPr>
+      <w:r>
+        <w:rPr>
+          <w:b/>
+          <w:bCs/>
+        </w:rPr>
+        <w:t>Question 7</w:t>
       </w:r>
     </w:p>
     <w:p>
@@ -6417,109 +6495,13 @@
       </w:r>
       <w:proofErr w:type="gramEnd"/>
       <w:r>
-        <w:t>a is b)</w:t>
-      </w:r>
-    </w:p>
-    <w:p>
-      <w:r>
-        <w:pict w14:anchorId="6D6A9716">
-          <v:rect id="_x0000_i1504" style="width:0;height:1.5pt" o:hralign="center" o:hrstd="t" o:hr="t" fillcolor="#a0a0a0" stroked="f"/>
-        </w:pict>
-      </w:r>
-    </w:p>
-    <w:p>
-      <w:pPr>
-        <w:rPr>
-          <w:b/>
-          <w:bCs/>
-        </w:rPr>
-      </w:pPr>
-      <w:r>
-        <w:rPr>
-          <w:b/>
-          <w:bCs/>
-        </w:rPr>
-        <w:t>Question 5</w:t>
-      </w:r>
-    </w:p>
-    <w:p>
-      <w:proofErr w:type="gramStart"/>
-      <w:r>
-        <w:t>print(</w:t>
-      </w:r>
-      <w:proofErr w:type="gramEnd"/>
-      <w:r>
-        <w:t>10 &gt; 5 and 20 &gt; 10)</w:t>
-      </w:r>
-    </w:p>
-    <w:p>
-      <w:r>
-        <w:pict w14:anchorId="2D331CC8">
-          <v:rect id="_x0000_i1505" style="width:0;height:1.5pt" o:hralign="center" o:hrstd="t" o:hr="t" fillcolor="#a0a0a0" stroked="f"/>
-        </w:pict>
-      </w:r>
-    </w:p>
-    <w:p>
-      <w:pPr>
-        <w:rPr>
-          <w:b/>
-          <w:bCs/>
-        </w:rPr>
-      </w:pPr>
-      <w:r>
-        <w:rPr>
-          <w:b/>
-          <w:bCs/>
-        </w:rPr>
-        <w:t>Question 6</w:t>
-      </w:r>
-    </w:p>
-    <w:p>
-      <w:proofErr w:type="gramStart"/>
-      <w:r>
-        <w:t>print(</w:t>
-      </w:r>
-      <w:proofErr w:type="gramEnd"/>
-      <w:r>
-        <w:t>10 &gt; 20 or 30 &gt; 20)</w:t>
-      </w:r>
-    </w:p>
-    <w:p>
-      <w:r>
-        <w:pict w14:anchorId="1CE3ECD1">
-          <v:rect id="_x0000_i1506" style="width:0;height:1.5pt" o:hralign="center" o:hrstd="t" o:hr="t" fillcolor="#a0a0a0" stroked="f"/>
-        </w:pict>
-      </w:r>
-    </w:p>
-    <w:p>
-      <w:pPr>
-        <w:rPr>
-          <w:b/>
-          <w:bCs/>
-        </w:rPr>
-      </w:pPr>
-      <w:r>
-        <w:rPr>
-          <w:b/>
-          <w:bCs/>
-        </w:rPr>
-        <w:t>Question 7</w:t>
-      </w:r>
-    </w:p>
-    <w:p>
-      <w:proofErr w:type="gramStart"/>
-      <w:r>
-        <w:t>print(</w:t>
-      </w:r>
-      <w:proofErr w:type="gramEnd"/>
-      <w:r>
         <w:t>"Python" in "I love Python")</w:t>
       </w:r>
     </w:p>
     <w:p>
       <w:r>
         <w:pict w14:anchorId="6F00BE54">
-          <v:rect id="_x0000_i1507" style="width:0;height:1.5pt" o:hralign="center" o:hrstd="t" o:hr="t" fillcolor="#a0a0a0" stroked="f"/>
+          <v:rect id="_x0000_i1093" style="width:0;height:1.5pt" o:hralign="center" o:hrstd="t" o:hr="t" fillcolor="#a0a0a0" stroked="f"/>
         </w:pict>
       </w:r>
     </w:p>
@@ -6627,7 +6609,6 @@
         </w:numPr>
       </w:pPr>
       <w:r>
-        <w:lastRenderedPageBreak/>
         <w:t xml:space="preserve">What is the difference between = and ==? </w:t>
       </w:r>
     </w:p>
@@ -6684,6 +6665,7 @@
           <w:b/>
           <w:bCs/>
         </w:rPr>
+        <w:lastRenderedPageBreak/>
         <w:t>Intermediate</w:t>
       </w:r>
     </w:p>
@@ -7624,6 +7606,7 @@
   <w:style w:type="character" w:default="1" w:styleId="DefaultParagraphFont">
     <w:name w:val="Default Paragraph Font"/>
     <w:uiPriority w:val="1"/>
+    <w:semiHidden/>
     <w:unhideWhenUsed/>
   </w:style>
   <w:style w:type="table" w:default="1" w:styleId="TableNormal">
